--- a/02-documentation/documentation.docx
+++ b/02-documentation/documentation.docx
@@ -58,7 +58,7 @@
         </w:sdtPr>
         <w:sdtContent>
           <w:r>
-            <w:t xml:space="preserve">Scrapen von Google-Suchergebnissen mit Python </w:t>
+            <w:t>Scrapen von Google-Suchergebnissen mit Python</w:t>
           </w:r>
         </w:sdtContent>
       </w:sdt>
@@ -245,24 +245,19 @@
         <w:rPr>
           <w:sz w:val="20"/>
           <w:szCs w:val="20"/>
-          <w:lang w:val="fr-CH"/>
         </w:rPr>
       </w:pPr>
-      <w:proofErr w:type="gramStart"/>
       <w:r>
         <w:rPr>
           <w:sz w:val="20"/>
           <w:szCs w:val="20"/>
-          <w:lang w:val="fr-CH"/>
         </w:rPr>
         <w:t>E-Mail:</w:t>
       </w:r>
-      <w:proofErr w:type="gramEnd"/>
       <w:r>
         <w:rPr>
           <w:sz w:val="20"/>
           <w:szCs w:val="20"/>
-          <w:lang w:val="fr-CH"/>
         </w:rPr>
         <w:tab/>
       </w:r>
@@ -271,7 +266,6 @@
           <w:rPr>
             <w:sz w:val="20"/>
             <w:szCs w:val="20"/>
-            <w:lang w:val="fr-CH"/>
           </w:rPr>
           <w:alias w:val="Firmen-E-Mail-Adresse"/>
           <w:tag w:val=""/>
@@ -287,17 +281,8 @@
             <w:rPr>
               <w:sz w:val="20"/>
               <w:szCs w:val="20"/>
-              <w:lang w:val="fr-CH"/>
             </w:rPr>
-            <w:t>luka.grujic@</w:t>
-          </w:r>
-          <w:r>
-            <w:rPr>
-              <w:sz w:val="20"/>
-              <w:szCs w:val="20"/>
-              <w:lang w:val="fr-CH"/>
-            </w:rPr>
-            <w:t>edu.tbz.ch</w:t>
+            <w:t>luka.grujic@edu.tbz.ch</w:t>
           </w:r>
         </w:sdtContent>
       </w:sdt>
@@ -1203,6 +1188,76 @@
       </w:r>
     </w:p>
     <w:p/>
+    <w:p>
+      <w:pPr>
+        <w:rPr>
+          <w:lang w:val="en-US"/>
+        </w:rPr>
+      </w:pPr>
+      <w:r>
+        <w:rPr>
+          <w:lang w:val="en-US"/>
+        </w:rPr>
+        <w:t xml:space="preserve">The task was to create a program which </w:t>
+      </w:r>
+      <w:proofErr w:type="gramStart"/>
+      <w:r>
+        <w:rPr>
+          <w:lang w:val="en-US"/>
+        </w:rPr>
+        <w:t>has to</w:t>
+      </w:r>
+      <w:proofErr w:type="gramEnd"/>
+      <w:r>
+        <w:rPr>
+          <w:lang w:val="en-US"/>
+        </w:rPr>
+        <w:t xml:space="preserve"> filter google searches. And my goal was to </w:t>
+      </w:r>
+      <w:proofErr w:type="gramStart"/>
+      <w:r>
+        <w:rPr>
+          <w:lang w:val="en-US"/>
+        </w:rPr>
+        <w:t>first of all</w:t>
+      </w:r>
+      <w:proofErr w:type="gramEnd"/>
+      <w:r>
+        <w:rPr>
+          <w:lang w:val="en-US"/>
+        </w:rPr>
+        <w:t xml:space="preserve"> learn the different ways how I can solve this task rather than just solving it without gaining enough knowledge. So here I have one code in Java </w:t>
+      </w:r>
+      <w:proofErr w:type="spellStart"/>
+      <w:r>
+        <w:rPr>
+          <w:lang w:val="en-US"/>
+        </w:rPr>
+        <w:t>an</w:t>
+      </w:r>
+      <w:proofErr w:type="spellEnd"/>
+      <w:r>
+        <w:rPr>
+          <w:lang w:val="en-US"/>
+        </w:rPr>
+        <w:t xml:space="preserve"> the other in python both do the same thing but have small differences, for example Java is much more protective if you use foreign API compared to </w:t>
+      </w:r>
+      <w:proofErr w:type="gramStart"/>
+      <w:r>
+        <w:rPr>
+          <w:lang w:val="en-US"/>
+        </w:rPr>
+        <w:t>Python .</w:t>
+      </w:r>
+      <w:proofErr w:type="gramEnd"/>
+    </w:p>
+    <w:p>
+      <w:pPr>
+        <w:rPr>
+          <w:lang w:val="en-US"/>
+        </w:rPr>
+      </w:pPr>
+    </w:p>
     <w:p>
       <w:pPr>
         <w:pStyle w:val="berschrift2"/>
@@ -1733,7 +1788,7 @@
       </w:drawing>
     </w:r>
     <w:r>
-      <w:t>Luka Grujic</w:t>
+      <w:t>Elif Berra Canmaya</w:t>
     </w:r>
     <w:r>
       <w:ptab w:relativeTo="margin" w:alignment="center" w:leader="none"/>
@@ -2037,7 +2092,23 @@
             <w:rFonts w:cs="Arial"/>
             <w:b/>
           </w:rPr>
-          <w:t>TBZ Scraping Python</w:t>
+          <w:t xml:space="preserve">TBZ </w:t>
+        </w:r>
+        <w:proofErr w:type="spellStart"/>
+        <w:r>
+          <w:rPr>
+            <w:rFonts w:cs="Arial"/>
+            <w:b/>
+          </w:rPr>
+          <w:t>Scraping</w:t>
+        </w:r>
+        <w:proofErr w:type="spellEnd"/>
+        <w:r>
+          <w:rPr>
+            <w:rFonts w:cs="Arial"/>
+            <w:b/>
+          </w:rPr>
+          <w:t xml:space="preserve"> Python</w:t>
         </w:r>
       </w:sdtContent>
     </w:sdt>
@@ -2077,6 +2148,7 @@
             <w:szCs w:val="20"/>
           </w:rPr>
         </w:pPr>
+        <w:proofErr w:type="spellStart"/>
         <w:r>
           <w:rPr>
             <w:rFonts w:cs="Arial"/>
@@ -2084,7 +2156,17 @@
             <w:sz w:val="20"/>
             <w:szCs w:val="20"/>
           </w:rPr>
-          <w:t xml:space="preserve">Scrapen von Google-Suchergebnissen mit Python </w:t>
+          <w:t>Scrapen</w:t>
+        </w:r>
+        <w:proofErr w:type="spellEnd"/>
+        <w:r>
+          <w:rPr>
+            <w:rFonts w:cs="Arial"/>
+            <w:b/>
+            <w:sz w:val="20"/>
+            <w:szCs w:val="20"/>
+          </w:rPr>
+          <w:t xml:space="preserve"> von Google-Suchergebnissen mit Python</w:t>
         </w:r>
       </w:p>
     </w:sdtContent>
@@ -2279,7 +2361,23 @@
             <w:rFonts w:cs="Arial"/>
             <w:b/>
           </w:rPr>
-          <w:t>TBZ Scraping Python</w:t>
+          <w:t xml:space="preserve">TBZ </w:t>
+        </w:r>
+        <w:proofErr w:type="spellStart"/>
+        <w:r>
+          <w:rPr>
+            <w:rFonts w:cs="Arial"/>
+            <w:b/>
+          </w:rPr>
+          <w:t>Scraping</w:t>
+        </w:r>
+        <w:proofErr w:type="spellEnd"/>
+        <w:r>
+          <w:rPr>
+            <w:rFonts w:cs="Arial"/>
+            <w:b/>
+          </w:rPr>
+          <w:t xml:space="preserve"> Python</w:t>
         </w:r>
       </w:sdtContent>
     </w:sdt>
@@ -2319,6 +2417,7 @@
             <w:szCs w:val="20"/>
           </w:rPr>
         </w:pPr>
+        <w:proofErr w:type="spellStart"/>
         <w:r>
           <w:rPr>
             <w:rFonts w:cs="Arial"/>
@@ -2326,7 +2425,17 @@
             <w:sz w:val="20"/>
             <w:szCs w:val="20"/>
           </w:rPr>
-          <w:t xml:space="preserve">Scrapen von Google-Suchergebnissen mit Python </w:t>
+          <w:t>Scrapen</w:t>
+        </w:r>
+        <w:proofErr w:type="spellEnd"/>
+        <w:r>
+          <w:rPr>
+            <w:rFonts w:cs="Arial"/>
+            <w:b/>
+            <w:sz w:val="20"/>
+            <w:szCs w:val="20"/>
+          </w:rPr>
+          <w:t xml:space="preserve"> von Google-Suchergebnissen mit Python</w:t>
         </w:r>
       </w:p>
     </w:sdtContent>
@@ -4484,10 +4593,12 @@
     <w:rsid w:val="00232454"/>
     <w:rsid w:val="007C3317"/>
     <w:rsid w:val="00876153"/>
+    <w:rsid w:val="00B8473F"/>
     <w:rsid w:val="00BC5649"/>
     <w:rsid w:val="00BD40C7"/>
     <w:rsid w:val="00CA4F5A"/>
     <w:rsid w:val="00D507A1"/>
+    <w:rsid w:val="00D8408A"/>
   </w:rsids>
   <m:mathPr>
     <m:mathFont m:val="Cambria Math"/>
@@ -5264,10 +5375,6 @@
 </file>
 
 <file path=customXml/item2.xml><?xml version="1.0" encoding="utf-8"?>
-<b:Sources xmlns:b="http://schemas.openxmlformats.org/officeDocument/2006/bibliography" xmlns="http://schemas.openxmlformats.org/officeDocument/2006/bibliography" SelectedStyle="\APA.XSL" StyleName="APA"/>
-</file>
-
-<file path=customXml/item3.xml><?xml version="1.0" encoding="utf-8"?>
 <p:properties xmlns:p="http://schemas.microsoft.com/office/2006/metadata/properties" xmlns:xsi="http://www.w3.org/2001/XMLSchema-instance" xmlns:pc="http://schemas.microsoft.com/office/infopath/2007/PartnerControls">
   <documentManagement>
     <lcf76f155ced4ddcb4097134ff3c332f xmlns="1206c148-b44b-4150-a48e-c9e11c6384dc">
@@ -5278,16 +5385,11 @@
 </p:properties>
 </file>
 
-<file path=customXml/item4.xml><?xml version="1.0" encoding="utf-8"?>
-<?mso-contentType ?>
-<FormTemplates xmlns="http://schemas.microsoft.com/sharepoint/v3/contenttype/forms">
-  <Display>DocumentLibraryForm</Display>
-  <Edit>DocumentLibraryForm</Edit>
-  <New>DocumentLibraryForm</New>
-</FormTemplates>
+<file path=customXml/item3.xml><?xml version="1.0" encoding="utf-8"?>
+<b:Sources xmlns:b="http://schemas.openxmlformats.org/officeDocument/2006/bibliography" xmlns="http://schemas.openxmlformats.org/officeDocument/2006/bibliography" SelectedStyle="\APA.XSL" StyleName="APA"/>
 </file>
 
-<file path=customXml/item5.xml><?xml version="1.0" encoding="utf-8"?>
+<file path=customXml/item4.xml><?xml version="1.0" encoding="utf-8"?>
 <ct:contentTypeSchema xmlns:ct="http://schemas.microsoft.com/office/2006/metadata/contentType" xmlns:ma="http://schemas.microsoft.com/office/2006/metadata/properties/metaAttributes" ct:_="" ma:_="" ma:contentTypeName="Dokument" ma:contentTypeID="0x0101005021337BFA3C9E4D82574699F8ED984B" ma:contentTypeVersion="11" ma:contentTypeDescription="Ein neues Dokument erstellen." ma:contentTypeScope="" ma:versionID="d0065e7575a3665724e33cb7742e8d7d">
   <xsd:schema xmlns:xsd="http://www.w3.org/2001/XMLSchema" xmlns:xs="http://www.w3.org/2001/XMLSchema" xmlns:p="http://schemas.microsoft.com/office/2006/metadata/properties" xmlns:ns2="1206c148-b44b-4150-a48e-c9e11c6384dc" xmlns:ns3="b0d3a2a8-69d8-448b-8133-055c8e1aa511" targetNamespace="http://schemas.microsoft.com/office/2006/metadata/properties" ma:root="true" ma:fieldsID="5c97e36ac8f8a572f9504f173cd6a73c" ns2:_="" ns3:_="">
     <xsd:import namespace="1206c148-b44b-4150-a48e-c9e11c6384dc"/>
@@ -5482,6 +5584,15 @@
 </ct:contentTypeSchema>
 </file>
 
+<file path=customXml/item5.xml><?xml version="1.0" encoding="utf-8"?>
+<?mso-contentType ?>
+<FormTemplates xmlns="http://schemas.microsoft.com/sharepoint/v3/contenttype/forms">
+  <Display>DocumentLibraryForm</Display>
+  <Edit>DocumentLibraryForm</Edit>
+  <New>DocumentLibraryForm</New>
+</FormTemplates>
+</file>
+
 <file path=customXml/itemProps1.xml><?xml version="1.0" encoding="utf-8"?>
 <ds:datastoreItem xmlns:ds="http://schemas.openxmlformats.org/officeDocument/2006/customXml" ds:itemID="{55AF091B-3C7A-41E3-B477-F2FDAA23CFDA}">
   <ds:schemaRefs>
@@ -5491,14 +5602,6 @@
 </file>
 
 <file path=customXml/itemProps2.xml><?xml version="1.0" encoding="utf-8"?>
-<ds:datastoreItem xmlns:ds="http://schemas.openxmlformats.org/officeDocument/2006/customXml" ds:itemID="{D941590B-4536-455B-B8FE-9D81ADFF724E}">
-  <ds:schemaRefs>
-    <ds:schemaRef ds:uri="http://schemas.openxmlformats.org/officeDocument/2006/bibliography"/>
-  </ds:schemaRefs>
-</ds:datastoreItem>
-</file>
-
-<file path=customXml/itemProps3.xml><?xml version="1.0" encoding="utf-8"?>
 <ds:datastoreItem xmlns:ds="http://schemas.openxmlformats.org/officeDocument/2006/customXml" ds:itemID="{D6AF9132-AF58-4CBB-B245-7968075BCDDA}">
   <ds:schemaRefs>
     <ds:schemaRef ds:uri="http://schemas.microsoft.com/office/2006/metadata/properties"/>
@@ -5509,15 +5612,15 @@
 </ds:datastoreItem>
 </file>
 
-<file path=customXml/itemProps4.xml><?xml version="1.0" encoding="utf-8"?>
-<ds:datastoreItem xmlns:ds="http://schemas.openxmlformats.org/officeDocument/2006/customXml" ds:itemID="{80D0A754-D62F-41B0-A8F1-4B8929ECBD2C}">
+<file path=customXml/itemProps3.xml><?xml version="1.0" encoding="utf-8"?>
+<ds:datastoreItem xmlns:ds="http://schemas.openxmlformats.org/officeDocument/2006/customXml" ds:itemID="{D941590B-4536-455B-B8FE-9D81ADFF724E}">
   <ds:schemaRefs>
-    <ds:schemaRef ds:uri="http://schemas.microsoft.com/sharepoint/v3/contenttype/forms"/>
+    <ds:schemaRef ds:uri="http://schemas.openxmlformats.org/officeDocument/2006/bibliography"/>
   </ds:schemaRefs>
 </ds:datastoreItem>
 </file>
 
-<file path=customXml/itemProps5.xml><?xml version="1.0" encoding="utf-8"?>
+<file path=customXml/itemProps4.xml><?xml version="1.0" encoding="utf-8"?>
 <ds:datastoreItem xmlns:ds="http://schemas.openxmlformats.org/officeDocument/2006/customXml" ds:itemID="{855C8AC7-49AC-4DE4-99DA-A2BE3BB78502}">
   <ds:schemaRefs>
     <ds:schemaRef ds:uri="http://schemas.microsoft.com/office/2006/metadata/contentType"/>
@@ -5534,4 +5637,12 @@
     <ds:schemaRef ds:uri="http://schemas.microsoft.com/internal/obd"/>
   </ds:schemaRefs>
 </ds:datastoreItem>
+</file>
+
+<file path=customXml/itemProps5.xml><?xml version="1.0" encoding="utf-8"?>
+<ds:datastoreItem xmlns:ds="http://schemas.openxmlformats.org/officeDocument/2006/customXml" ds:itemID="{80D0A754-D62F-41B0-A8F1-4B8929ECBD2C}">
+  <ds:schemaRefs>
+    <ds:schemaRef ds:uri="http://schemas.microsoft.com/sharepoint/v3/contenttype/forms"/>
+  </ds:schemaRefs>
+</ds:datastoreItem>
 </file>
--- a/02-documentation/documentation.docx
+++ b/02-documentation/documentation.docx
@@ -33,7 +33,23 @@
               <w:sz w:val="36"/>
               <w:szCs w:val="36"/>
             </w:rPr>
-            <w:t>TBZ Scraping Python</w:t>
+            <w:t xml:space="preserve">TBZ </w:t>
+          </w:r>
+          <w:proofErr w:type="spellStart"/>
+          <w:r>
+            <w:rPr>
+              <w:sz w:val="36"/>
+              <w:szCs w:val="36"/>
+            </w:rPr>
+            <w:t>Scraping</w:t>
+          </w:r>
+          <w:proofErr w:type="spellEnd"/>
+          <w:r>
+            <w:rPr>
+              <w:sz w:val="36"/>
+              <w:szCs w:val="36"/>
+            </w:rPr>
+            <w:t xml:space="preserve"> Python</w:t>
           </w:r>
         </w:p>
       </w:sdtContent>
@@ -42,6 +58,70 @@
       <w:pPr>
         <w:pStyle w:val="UntertitelnichtIndexiert"/>
       </w:pPr>
+      <w:r>
+        <w:drawing>
+          <wp:anchor distT="0" distB="0" distL="114300" distR="114300" simplePos="0" relativeHeight="251658240" behindDoc="0" locked="0" layoutInCell="1" allowOverlap="1" wp14:anchorId="76DDB2D4" wp14:editId="36129789">
+            <wp:simplePos x="0" y="0"/>
+            <wp:positionH relativeFrom="column">
+              <wp:posOffset>-111125</wp:posOffset>
+            </wp:positionH>
+            <wp:positionV relativeFrom="paragraph">
+              <wp:posOffset>-5395595</wp:posOffset>
+            </wp:positionV>
+            <wp:extent cx="5939790" cy="3957320"/>
+            <wp:effectExtent l="0" t="0" r="3810" b="5080"/>
+            <wp:wrapNone/>
+            <wp:docPr id="362567616" name="Grafik 1" descr="Google Alternativen: die besten Suchmaschinen im Überblick"/>
+            <wp:cNvGraphicFramePr>
+              <a:graphicFrameLocks xmlns:a="http://schemas.openxmlformats.org/drawingml/2006/main" noChangeAspect="1"/>
+            </wp:cNvGraphicFramePr>
+            <a:graphic xmlns:a="http://schemas.openxmlformats.org/drawingml/2006/main">
+              <a:graphicData uri="http://schemas.openxmlformats.org/drawingml/2006/picture">
+                <pic:pic xmlns:pic="http://schemas.openxmlformats.org/drawingml/2006/picture">
+                  <pic:nvPicPr>
+                    <pic:cNvPr id="0" name="Picture 1" descr="Google Alternativen: die besten Suchmaschinen im Überblick"/>
+                    <pic:cNvPicPr>
+                      <a:picLocks noChangeAspect="1" noChangeArrowheads="1"/>
+                    </pic:cNvPicPr>
+                  </pic:nvPicPr>
+                  <pic:blipFill>
+                    <a:blip r:embed="rId12" cstate="print">
+                      <a:extLst>
+                        <a:ext uri="{28A0092B-C50C-407E-A947-70E740481C1C}">
+                          <a14:useLocalDpi xmlns:a14="http://schemas.microsoft.com/office/drawing/2010/main" val="0"/>
+                        </a:ext>
+                      </a:extLst>
+                    </a:blip>
+                    <a:srcRect/>
+                    <a:stretch>
+                      <a:fillRect/>
+                    </a:stretch>
+                  </pic:blipFill>
+                  <pic:spPr bwMode="auto">
+                    <a:xfrm>
+                      <a:off x="0" y="0"/>
+                      <a:ext cx="5939790" cy="3957320"/>
+                    </a:xfrm>
+                    <a:prstGeom prst="rect">
+                      <a:avLst/>
+                    </a:prstGeom>
+                    <a:noFill/>
+                    <a:ln>
+                      <a:noFill/>
+                    </a:ln>
+                  </pic:spPr>
+                </pic:pic>
+              </a:graphicData>
+            </a:graphic>
+            <wp14:sizeRelH relativeFrom="margin">
+              <wp14:pctWidth>0</wp14:pctWidth>
+            </wp14:sizeRelH>
+            <wp14:sizeRelV relativeFrom="margin">
+              <wp14:pctHeight>0</wp14:pctHeight>
+            </wp14:sizeRelV>
+          </wp:anchor>
+        </w:drawing>
+      </w:r>
       <w:r>
         <w:t xml:space="preserve">Thema: </w:t>
       </w:r>
@@ -165,7 +245,15 @@
           <w:sz w:val="20"/>
           <w:szCs w:val="20"/>
         </w:rPr>
-        <w:t>18.03.2025</w:t>
+        <w:t>31</w:t>
+      </w:r>
+      <w:r>
+        <w:rPr>
+          <w:noProof/>
+          <w:sz w:val="20"/>
+          <w:szCs w:val="20"/>
+        </w:rPr>
+        <w:t>.03.2025</w:t>
       </w:r>
       <w:r>
         <w:rPr>
@@ -209,31 +297,13 @@
         </w:rPr>
         <w:tab/>
       </w:r>
-      <w:sdt>
-        <w:sdtPr>
-          <w:rPr>
-            <w:sz w:val="20"/>
-            <w:szCs w:val="20"/>
-          </w:rPr>
-          <w:alias w:val="Autor"/>
-          <w:tag w:val=""/>
-          <w:id w:val="2028292643"/>
-          <w:placeholder>
-            <w:docPart w:val="190E91473F86429896951F5616D59CD5"/>
-          </w:placeholder>
-          <w:dataBinding w:prefixMappings="xmlns:ns0='http://purl.org/dc/elements/1.1/' xmlns:ns1='http://schemas.openxmlformats.org/package/2006/metadata/core-properties' " w:xpath="/ns1:coreProperties[1]/ns0:creator[1]" w:storeItemID="{6C3C8BC8-F283-45AE-878A-BAB7291924A1}"/>
-          <w:text/>
-        </w:sdtPr>
-        <w:sdtContent>
-          <w:r>
-            <w:rPr>
-              <w:sz w:val="20"/>
-              <w:szCs w:val="20"/>
-            </w:rPr>
-            <w:t>Luka Grujic</w:t>
-          </w:r>
-        </w:sdtContent>
-      </w:sdt>
+      <w:r>
+        <w:rPr>
+          <w:sz w:val="20"/>
+          <w:szCs w:val="20"/>
+        </w:rPr>
+        <w:t>Elif Berra Canmaya</w:t>
+      </w:r>
     </w:p>
     <w:p>
       <w:pPr>
@@ -282,7 +352,28 @@
               <w:sz w:val="20"/>
               <w:szCs w:val="20"/>
             </w:rPr>
-            <w:t>luka.grujic@edu.tbz.ch</w:t>
+            <w:t>elif</w:t>
+          </w:r>
+          <w:r>
+            <w:rPr>
+              <w:sz w:val="20"/>
+              <w:szCs w:val="20"/>
+            </w:rPr>
+            <w:t>.</w:t>
+          </w:r>
+          <w:r>
+            <w:rPr>
+              <w:sz w:val="20"/>
+              <w:szCs w:val="20"/>
+            </w:rPr>
+            <w:t>canmaya</w:t>
+          </w:r>
+          <w:r>
+            <w:rPr>
+              <w:sz w:val="20"/>
+              <w:szCs w:val="20"/>
+            </w:rPr>
+            <w:t>@edu.tbz.ch</w:t>
           </w:r>
         </w:sdtContent>
       </w:sdt>
@@ -319,7 +410,21 @@
           <w:sz w:val="20"/>
           <w:szCs w:val="20"/>
         </w:rPr>
-        <w:t>79 836 50 36</w:t>
+        <w:t>76 726</w:t>
+      </w:r>
+      <w:r>
+        <w:rPr>
+          <w:sz w:val="20"/>
+          <w:szCs w:val="20"/>
+        </w:rPr>
+        <w:t xml:space="preserve"> </w:t>
+      </w:r>
+      <w:r>
+        <w:rPr>
+          <w:sz w:val="20"/>
+          <w:szCs w:val="20"/>
+        </w:rPr>
+        <w:t>12 15</w:t>
       </w:r>
     </w:p>
     <w:p>
@@ -331,8 +436,8 @@
       <w:pPr>
         <w:spacing w:after="200" w:line="276" w:lineRule="auto"/>
         <w:sectPr>
-          <w:headerReference w:type="default" r:id="rId12"/>
-          <w:footerReference w:type="default" r:id="rId13"/>
+          <w:headerReference w:type="default" r:id="rId13"/>
+          <w:footerReference w:type="default" r:id="rId14"/>
           <w:pgSz w:w="11906" w:h="16838" w:code="9"/>
           <w:pgMar w:top="2268" w:right="1134" w:bottom="1134" w:left="1418" w:header="709" w:footer="397" w:gutter="0"/>
           <w:cols w:space="708"/>
@@ -355,7 +460,9 @@
         <w:pStyle w:val="Verzeichnis1"/>
         <w:rPr>
           <w:rFonts w:asciiTheme="minorHAnsi" w:hAnsiTheme="minorHAnsi"/>
-          <w:sz w:val="22"/>
+          <w:kern w:val="2"/>
+          <w:szCs w:val="24"/>
+          <w14:ligatures w14:val="standardContextual"/>
         </w:rPr>
       </w:pPr>
       <w:r>
@@ -367,21 +474,36 @@
       <w:r>
         <w:fldChar w:fldCharType="separate"/>
       </w:r>
-      <w:hyperlink w:anchor="_Toc449701427" w:history="1">
+      <w:hyperlink w:anchor="_Toc194354713" w:history="1">
         <w:r>
           <w:rPr>
             <w:rStyle w:val="Hyperlink"/>
           </w:rPr>
-          <w:t>Abbildungsverzeichnis</w:t>
-        </w:r>
-        <w:r>
-          <w:rPr>
-            <w:webHidden/>
+          <w:t>1</w:t>
+        </w:r>
+        <w:r>
+          <w:rPr>
+            <w:rFonts w:asciiTheme="minorHAnsi" w:hAnsiTheme="minorHAnsi"/>
+            <w:kern w:val="2"/>
+            <w:szCs w:val="24"/>
+            <w14:ligatures w14:val="standardContextual"/>
           </w:rPr>
           <w:tab/>
         </w:r>
         <w:r>
           <w:rPr>
+            <w:rStyle w:val="Hyperlink"/>
+          </w:rPr>
+          <w:t>Einleitung</w:t>
+        </w:r>
+        <w:r>
+          <w:rPr>
+            <w:webHidden/>
+          </w:rPr>
+          <w:tab/>
+        </w:r>
+        <w:r>
+          <w:rPr>
             <w:webHidden/>
           </w:rPr>
           <w:fldChar w:fldCharType="begin"/>
@@ -390,7 +512,7 @@
           <w:rPr>
             <w:webHidden/>
           </w:rPr>
-          <w:instrText xml:space="preserve"> PAGEREF _Toc449701427 \h </w:instrText>
+          <w:instrText xml:space="preserve"> PAGEREF _Toc194354713 \h </w:instrText>
         </w:r>
         <w:r>
           <w:rPr>
@@ -407,7 +529,7 @@
           <w:rPr>
             <w:webHidden/>
           </w:rPr>
-          <w:t>2</w:t>
+          <w:t>3</w:t>
         </w:r>
         <w:r>
           <w:rPr>
@@ -419,56 +541,90 @@
     </w:p>
     <w:p>
       <w:pPr>
-        <w:pStyle w:val="Verzeichnis1"/>
+        <w:pStyle w:val="Verzeichnis2"/>
+        <w:tabs>
+          <w:tab w:val="left" w:pos="720"/>
+          <w:tab w:val="right" w:leader="dot" w:pos="9344"/>
+        </w:tabs>
         <w:rPr>
           <w:rFonts w:asciiTheme="minorHAnsi" w:hAnsiTheme="minorHAnsi"/>
-          <w:sz w:val="22"/>
-        </w:rPr>
-      </w:pPr>
-      <w:hyperlink w:anchor="_Toc449701428" w:history="1">
+          <w:noProof/>
+          <w:kern w:val="2"/>
+          <w:szCs w:val="24"/>
+          <w14:ligatures w14:val="standardContextual"/>
+        </w:rPr>
+      </w:pPr>
+      <w:hyperlink w:anchor="_Toc194354714" w:history="1">
         <w:r>
           <w:rPr>
             <w:rStyle w:val="Hyperlink"/>
-          </w:rPr>
-          <w:t>Tabellenverzeichnis</w:t>
-        </w:r>
-        <w:r>
-          <w:rPr>
-            <w:webHidden/>
+            <w:rFonts w:cs="Arial"/>
+            <w:noProof/>
+          </w:rPr>
+          <w:t>1.1</w:t>
+        </w:r>
+        <w:r>
+          <w:rPr>
+            <w:rFonts w:asciiTheme="minorHAnsi" w:hAnsiTheme="minorHAnsi"/>
+            <w:noProof/>
+            <w:kern w:val="2"/>
+            <w:szCs w:val="24"/>
+            <w14:ligatures w14:val="standardContextual"/>
           </w:rPr>
           <w:tab/>
         </w:r>
         <w:r>
           <w:rPr>
+            <w:rStyle w:val="Hyperlink"/>
+            <w:rFonts w:cs="Arial"/>
+            <w:noProof/>
+          </w:rPr>
+          <w:t>Sinn und Zweck</w:t>
+        </w:r>
+        <w:r>
+          <w:rPr>
+            <w:noProof/>
+            <w:webHidden/>
+          </w:rPr>
+          <w:tab/>
+        </w:r>
+        <w:r>
+          <w:rPr>
+            <w:noProof/>
             <w:webHidden/>
           </w:rPr>
           <w:fldChar w:fldCharType="begin"/>
         </w:r>
         <w:r>
           <w:rPr>
-            <w:webHidden/>
-          </w:rPr>
-          <w:instrText xml:space="preserve"> PAGEREF _Toc449701428 \h </w:instrText>
-        </w:r>
-        <w:r>
-          <w:rPr>
-            <w:webHidden/>
-          </w:rPr>
-        </w:r>
-        <w:r>
-          <w:rPr>
+            <w:noProof/>
+            <w:webHidden/>
+          </w:rPr>
+          <w:instrText xml:space="preserve"> PAGEREF _Toc194354714 \h </w:instrText>
+        </w:r>
+        <w:r>
+          <w:rPr>
+            <w:noProof/>
+            <w:webHidden/>
+          </w:rPr>
+        </w:r>
+        <w:r>
+          <w:rPr>
+            <w:noProof/>
             <w:webHidden/>
           </w:rPr>
           <w:fldChar w:fldCharType="separate"/>
         </w:r>
         <w:r>
           <w:rPr>
-            <w:webHidden/>
-          </w:rPr>
-          <w:t>2</w:t>
-        </w:r>
-        <w:r>
-          <w:rPr>
+            <w:noProof/>
+            <w:webHidden/>
+          </w:rPr>
+          <w:t>3</w:t>
+        </w:r>
+        <w:r>
+          <w:rPr>
+            <w:noProof/>
             <w:webHidden/>
           </w:rPr>
           <w:fldChar w:fldCharType="end"/>
@@ -477,56 +633,88 @@
     </w:p>
     <w:p>
       <w:pPr>
-        <w:pStyle w:val="Verzeichnis1"/>
+        <w:pStyle w:val="Verzeichnis2"/>
+        <w:tabs>
+          <w:tab w:val="left" w:pos="720"/>
+          <w:tab w:val="right" w:leader="dot" w:pos="9344"/>
+        </w:tabs>
         <w:rPr>
           <w:rFonts w:asciiTheme="minorHAnsi" w:hAnsiTheme="minorHAnsi"/>
-          <w:sz w:val="22"/>
-        </w:rPr>
-      </w:pPr>
-      <w:hyperlink w:anchor="_Toc449701429" w:history="1">
+          <w:noProof/>
+          <w:kern w:val="2"/>
+          <w:szCs w:val="24"/>
+          <w14:ligatures w14:val="standardContextual"/>
+        </w:rPr>
+      </w:pPr>
+      <w:hyperlink w:anchor="_Toc194354715" w:history="1">
         <w:r>
           <w:rPr>
             <w:rStyle w:val="Hyperlink"/>
-          </w:rPr>
-          <w:t>Änderungsgeschichte</w:t>
-        </w:r>
-        <w:r>
-          <w:rPr>
-            <w:webHidden/>
+            <w:noProof/>
+          </w:rPr>
+          <w:t>1.2</w:t>
+        </w:r>
+        <w:r>
+          <w:rPr>
+            <w:rFonts w:asciiTheme="minorHAnsi" w:hAnsiTheme="minorHAnsi"/>
+            <w:noProof/>
+            <w:kern w:val="2"/>
+            <w:szCs w:val="24"/>
+            <w14:ligatures w14:val="standardContextual"/>
           </w:rPr>
           <w:tab/>
         </w:r>
         <w:r>
           <w:rPr>
+            <w:rStyle w:val="Hyperlink"/>
+            <w:noProof/>
+          </w:rPr>
+          <w:t>Referenzmaterialien</w:t>
+        </w:r>
+        <w:r>
+          <w:rPr>
+            <w:noProof/>
+            <w:webHidden/>
+          </w:rPr>
+          <w:tab/>
+        </w:r>
+        <w:r>
+          <w:rPr>
+            <w:noProof/>
             <w:webHidden/>
           </w:rPr>
           <w:fldChar w:fldCharType="begin"/>
         </w:r>
         <w:r>
           <w:rPr>
-            <w:webHidden/>
-          </w:rPr>
-          <w:instrText xml:space="preserve"> PAGEREF _Toc449701429 \h </w:instrText>
-        </w:r>
-        <w:r>
-          <w:rPr>
-            <w:webHidden/>
-          </w:rPr>
-        </w:r>
-        <w:r>
-          <w:rPr>
+            <w:noProof/>
+            <w:webHidden/>
+          </w:rPr>
+          <w:instrText xml:space="preserve"> PAGEREF _Toc194354715 \h </w:instrText>
+        </w:r>
+        <w:r>
+          <w:rPr>
+            <w:noProof/>
+            <w:webHidden/>
+          </w:rPr>
+        </w:r>
+        <w:r>
+          <w:rPr>
+            <w:noProof/>
             <w:webHidden/>
           </w:rPr>
           <w:fldChar w:fldCharType="separate"/>
         </w:r>
         <w:r>
           <w:rPr>
-            <w:webHidden/>
-          </w:rPr>
-          <w:t>2</w:t>
-        </w:r>
-        <w:r>
-          <w:rPr>
+            <w:noProof/>
+            <w:webHidden/>
+          </w:rPr>
+          <w:t>3</w:t>
+        </w:r>
+        <w:r>
+          <w:rPr>
+            <w:noProof/>
             <w:webHidden/>
           </w:rPr>
           <w:fldChar w:fldCharType="end"/>
@@ -535,69 +723,88 @@
     </w:p>
     <w:p>
       <w:pPr>
-        <w:pStyle w:val="Verzeichnis1"/>
+        <w:pStyle w:val="Verzeichnis2"/>
+        <w:tabs>
+          <w:tab w:val="left" w:pos="720"/>
+          <w:tab w:val="right" w:leader="dot" w:pos="9344"/>
+        </w:tabs>
         <w:rPr>
           <w:rFonts w:asciiTheme="minorHAnsi" w:hAnsiTheme="minorHAnsi"/>
-          <w:sz w:val="22"/>
-        </w:rPr>
-      </w:pPr>
-      <w:hyperlink w:anchor="_Toc449701430" w:history="1">
+          <w:noProof/>
+          <w:kern w:val="2"/>
+          <w:szCs w:val="24"/>
+          <w14:ligatures w14:val="standardContextual"/>
+        </w:rPr>
+      </w:pPr>
+      <w:hyperlink w:anchor="_Toc194354716" w:history="1">
         <w:r>
           <w:rPr>
             <w:rStyle w:val="Hyperlink"/>
-          </w:rPr>
-          <w:t>1</w:t>
+            <w:noProof/>
+          </w:rPr>
+          <w:t>1.3</w:t>
         </w:r>
         <w:r>
           <w:rPr>
             <w:rFonts w:asciiTheme="minorHAnsi" w:hAnsiTheme="minorHAnsi"/>
-            <w:sz w:val="22"/>
+            <w:noProof/>
+            <w:kern w:val="2"/>
+            <w:szCs w:val="24"/>
+            <w14:ligatures w14:val="standardContextual"/>
           </w:rPr>
           <w:tab/>
         </w:r>
         <w:r>
           <w:rPr>
             <w:rStyle w:val="Hyperlink"/>
+            <w:noProof/>
           </w:rPr>
           <w:t>Einleitung</w:t>
         </w:r>
         <w:r>
           <w:rPr>
+            <w:noProof/>
             <w:webHidden/>
           </w:rPr>
           <w:tab/>
         </w:r>
         <w:r>
           <w:rPr>
+            <w:noProof/>
             <w:webHidden/>
           </w:rPr>
           <w:fldChar w:fldCharType="begin"/>
         </w:r>
         <w:r>
           <w:rPr>
-            <w:webHidden/>
-          </w:rPr>
-          <w:instrText xml:space="preserve"> PAGEREF _Toc449701430 \h </w:instrText>
-        </w:r>
-        <w:r>
-          <w:rPr>
-            <w:webHidden/>
-          </w:rPr>
-        </w:r>
-        <w:r>
-          <w:rPr>
+            <w:noProof/>
+            <w:webHidden/>
+          </w:rPr>
+          <w:instrText xml:space="preserve"> PAGEREF _Toc194354716 \h </w:instrText>
+        </w:r>
+        <w:r>
+          <w:rPr>
+            <w:noProof/>
+            <w:webHidden/>
+          </w:rPr>
+        </w:r>
+        <w:r>
+          <w:rPr>
+            <w:noProof/>
             <w:webHidden/>
           </w:rPr>
           <w:fldChar w:fldCharType="separate"/>
         </w:r>
         <w:r>
           <w:rPr>
+            <w:noProof/>
             <w:webHidden/>
           </w:rPr>
           <w:t>3</w:t>
         </w:r>
         <w:r>
           <w:rPr>
+            <w:noProof/>
             <w:webHidden/>
           </w:rPr>
           <w:fldChar w:fldCharType="end"/>
@@ -606,86 +813,73 @@
     </w:p>
     <w:p>
       <w:pPr>
-        <w:pStyle w:val="Verzeichnis2"/>
-        <w:tabs>
-          <w:tab w:val="left" w:pos="660"/>
-          <w:tab w:val="right" w:leader="dot" w:pos="9344"/>
-        </w:tabs>
+        <w:pStyle w:val="Verzeichnis1"/>
         <w:rPr>
           <w:rFonts w:asciiTheme="minorHAnsi" w:hAnsiTheme="minorHAnsi"/>
-          <w:noProof/>
-          <w:sz w:val="22"/>
-        </w:rPr>
-      </w:pPr>
-      <w:hyperlink w:anchor="_Toc449701431" w:history="1">
+          <w:kern w:val="2"/>
+          <w:szCs w:val="24"/>
+          <w14:ligatures w14:val="standardContextual"/>
+        </w:rPr>
+      </w:pPr>
+      <w:hyperlink w:anchor="_Toc194354717" w:history="1">
         <w:r>
           <w:rPr>
             <w:rStyle w:val="Hyperlink"/>
-            <w:rFonts w:cs="Arial"/>
-            <w:noProof/>
-          </w:rPr>
-          <w:t>1.1</w:t>
+          </w:rPr>
+          <w:t>2</w:t>
         </w:r>
         <w:r>
           <w:rPr>
             <w:rFonts w:asciiTheme="minorHAnsi" w:hAnsiTheme="minorHAnsi"/>
-            <w:noProof/>
-            <w:sz w:val="22"/>
+            <w:kern w:val="2"/>
+            <w:szCs w:val="24"/>
+            <w14:ligatures w14:val="standardContextual"/>
           </w:rPr>
           <w:tab/>
         </w:r>
         <w:r>
           <w:rPr>
             <w:rStyle w:val="Hyperlink"/>
-            <w:rFonts w:cs="Arial"/>
-            <w:noProof/>
-          </w:rPr>
-          <w:t>Sinn und Zweck</w:t>
-        </w:r>
-        <w:r>
-          <w:rPr>
-            <w:noProof/>
+          </w:rPr>
+          <w:t>Hauptteil</w:t>
+        </w:r>
+        <w:r>
+          <w:rPr>
             <w:webHidden/>
           </w:rPr>
           <w:tab/>
         </w:r>
         <w:r>
           <w:rPr>
-            <w:noProof/>
             <w:webHidden/>
           </w:rPr>
           <w:fldChar w:fldCharType="begin"/>
         </w:r>
         <w:r>
           <w:rPr>
-            <w:noProof/>
-            <w:webHidden/>
-          </w:rPr>
-          <w:instrText xml:space="preserve"> PAGEREF _Toc449701431 \h </w:instrText>
-        </w:r>
-        <w:r>
-          <w:rPr>
-            <w:noProof/>
-            <w:webHidden/>
-          </w:rPr>
-        </w:r>
-        <w:r>
-          <w:rPr>
-            <w:noProof/>
+            <w:webHidden/>
+          </w:rPr>
+          <w:instrText xml:space="preserve"> PAGEREF _Toc194354717 \h </w:instrText>
+        </w:r>
+        <w:r>
+          <w:rPr>
+            <w:webHidden/>
+          </w:rPr>
+        </w:r>
+        <w:r>
+          <w:rPr>
             <w:webHidden/>
           </w:rPr>
           <w:fldChar w:fldCharType="separate"/>
         </w:r>
         <w:r>
           <w:rPr>
-            <w:noProof/>
-            <w:webHidden/>
-          </w:rPr>
-          <w:t>3</w:t>
-        </w:r>
-        <w:r>
-          <w:rPr>
-            <w:noProof/>
+            <w:webHidden/>
+          </w:rPr>
+          <w:t>4</w:t>
+        </w:r>
+        <w:r>
+          <w:rPr>
             <w:webHidden/>
           </w:rPr>
           <w:fldChar w:fldCharType="end"/>
@@ -696,28 +890,32 @@
       <w:pPr>
         <w:pStyle w:val="Verzeichnis2"/>
         <w:tabs>
-          <w:tab w:val="left" w:pos="660"/>
+          <w:tab w:val="left" w:pos="720"/>
           <w:tab w:val="right" w:leader="dot" w:pos="9344"/>
         </w:tabs>
         <w:rPr>
           <w:rFonts w:asciiTheme="minorHAnsi" w:hAnsiTheme="minorHAnsi"/>
           <w:noProof/>
-          <w:sz w:val="22"/>
-        </w:rPr>
-      </w:pPr>
-      <w:hyperlink w:anchor="_Toc449701432" w:history="1">
+          <w:kern w:val="2"/>
+          <w:szCs w:val="24"/>
+          <w14:ligatures w14:val="standardContextual"/>
+        </w:rPr>
+      </w:pPr>
+      <w:hyperlink w:anchor="_Toc194354718" w:history="1">
         <w:r>
           <w:rPr>
             <w:rStyle w:val="Hyperlink"/>
             <w:noProof/>
           </w:rPr>
-          <w:t>1.2</w:t>
+          <w:t>2.1</w:t>
         </w:r>
         <w:r>
           <w:rPr>
             <w:rFonts w:asciiTheme="minorHAnsi" w:hAnsiTheme="minorHAnsi"/>
             <w:noProof/>
-            <w:sz w:val="22"/>
+            <w:kern w:val="2"/>
+            <w:szCs w:val="24"/>
+            <w14:ligatures w14:val="standardContextual"/>
           </w:rPr>
           <w:tab/>
         </w:r>
@@ -726,7 +924,7 @@
             <w:rStyle w:val="Hyperlink"/>
             <w:noProof/>
           </w:rPr>
-          <w:t>Referenzdokumente</w:t>
+          <w:t>Informieren</w:t>
         </w:r>
         <w:r>
           <w:rPr>
@@ -747,7 +945,7 @@
             <w:noProof/>
             <w:webHidden/>
           </w:rPr>
-          <w:instrText xml:space="preserve"> PAGEREF _Toc449701432 \h </w:instrText>
+          <w:instrText xml:space="preserve"> PAGEREF _Toc194354718 \h </w:instrText>
         </w:r>
         <w:r>
           <w:rPr>
@@ -767,7 +965,7 @@
             <w:noProof/>
             <w:webHidden/>
           </w:rPr>
-          <w:t>3</w:t>
+          <w:t>4</w:t>
         </w:r>
         <w:r>
           <w:rPr>
@@ -782,39 +980,41 @@
       <w:pPr>
         <w:pStyle w:val="Verzeichnis2"/>
         <w:tabs>
-          <w:tab w:val="left" w:pos="660"/>
+          <w:tab w:val="left" w:pos="720"/>
           <w:tab w:val="right" w:leader="dot" w:pos="9344"/>
         </w:tabs>
         <w:rPr>
           <w:rFonts w:asciiTheme="minorHAnsi" w:hAnsiTheme="minorHAnsi"/>
           <w:noProof/>
-          <w:sz w:val="22"/>
-        </w:rPr>
-      </w:pPr>
-      <w:hyperlink w:anchor="_Toc449701433" w:history="1">
+          <w:kern w:val="2"/>
+          <w:szCs w:val="24"/>
+          <w14:ligatures w14:val="standardContextual"/>
+        </w:rPr>
+      </w:pPr>
+      <w:hyperlink w:anchor="_Toc194354719" w:history="1">
         <w:r>
           <w:rPr>
             <w:rStyle w:val="Hyperlink"/>
-            <w:rFonts w:cs="Arial"/>
-            <w:noProof/>
-          </w:rPr>
-          <w:t>1.3</w:t>
+            <w:noProof/>
+          </w:rPr>
+          <w:t>2.2</w:t>
         </w:r>
         <w:r>
           <w:rPr>
             <w:rFonts w:asciiTheme="minorHAnsi" w:hAnsiTheme="minorHAnsi"/>
             <w:noProof/>
-            <w:sz w:val="22"/>
+            <w:kern w:val="2"/>
+            <w:szCs w:val="24"/>
+            <w14:ligatures w14:val="standardContextual"/>
           </w:rPr>
           <w:tab/>
         </w:r>
         <w:r>
           <w:rPr>
             <w:rStyle w:val="Hyperlink"/>
-            <w:rFonts w:cs="Arial"/>
-            <w:noProof/>
-          </w:rPr>
-          <w:t>Abkürzungen</w:t>
+            <w:noProof/>
+          </w:rPr>
+          <w:t>Planen</w:t>
         </w:r>
         <w:r>
           <w:rPr>
@@ -835,7 +1035,7 @@
             <w:noProof/>
             <w:webHidden/>
           </w:rPr>
-          <w:instrText xml:space="preserve"> PAGEREF _Toc449701433 \h </w:instrText>
+          <w:instrText xml:space="preserve"> PAGEREF _Toc194354719 \h </w:instrText>
         </w:r>
         <w:r>
           <w:rPr>
@@ -855,7 +1055,7 @@
             <w:noProof/>
             <w:webHidden/>
           </w:rPr>
-          <w:t>3</w:t>
+          <w:t>4</w:t>
         </w:r>
         <w:r>
           <w:rPr>
@@ -868,69 +1068,88 @@
     </w:p>
     <w:p>
       <w:pPr>
-        <w:pStyle w:val="Verzeichnis1"/>
+        <w:pStyle w:val="Verzeichnis2"/>
+        <w:tabs>
+          <w:tab w:val="left" w:pos="720"/>
+          <w:tab w:val="right" w:leader="dot" w:pos="9344"/>
+        </w:tabs>
         <w:rPr>
           <w:rFonts w:asciiTheme="minorHAnsi" w:hAnsiTheme="minorHAnsi"/>
-          <w:sz w:val="22"/>
-        </w:rPr>
-      </w:pPr>
-      <w:hyperlink w:anchor="_Toc449701434" w:history="1">
+          <w:noProof/>
+          <w:kern w:val="2"/>
+          <w:szCs w:val="24"/>
+          <w14:ligatures w14:val="standardContextual"/>
+        </w:rPr>
+      </w:pPr>
+      <w:hyperlink w:anchor="_Toc194354720" w:history="1">
         <w:r>
           <w:rPr>
             <w:rStyle w:val="Hyperlink"/>
-          </w:rPr>
-          <w:t>2</w:t>
+            <w:noProof/>
+          </w:rPr>
+          <w:t>2.3</w:t>
         </w:r>
         <w:r>
           <w:rPr>
             <w:rFonts w:asciiTheme="minorHAnsi" w:hAnsiTheme="minorHAnsi"/>
-            <w:sz w:val="22"/>
+            <w:noProof/>
+            <w:kern w:val="2"/>
+            <w:szCs w:val="24"/>
+            <w14:ligatures w14:val="standardContextual"/>
           </w:rPr>
           <w:tab/>
         </w:r>
         <w:r>
           <w:rPr>
             <w:rStyle w:val="Hyperlink"/>
-          </w:rPr>
-          <w:t>Überschrift</w:t>
-        </w:r>
-        <w:r>
-          <w:rPr>
+            <w:noProof/>
+          </w:rPr>
+          <w:t>Entscheiden</w:t>
+        </w:r>
+        <w:r>
+          <w:rPr>
+            <w:noProof/>
             <w:webHidden/>
           </w:rPr>
           <w:tab/>
         </w:r>
         <w:r>
           <w:rPr>
+            <w:noProof/>
             <w:webHidden/>
           </w:rPr>
           <w:fldChar w:fldCharType="begin"/>
         </w:r>
         <w:r>
           <w:rPr>
-            <w:webHidden/>
-          </w:rPr>
-          <w:instrText xml:space="preserve"> PAGEREF _Toc449701434 \h </w:instrText>
-        </w:r>
-        <w:r>
-          <w:rPr>
-            <w:webHidden/>
-          </w:rPr>
-        </w:r>
-        <w:r>
-          <w:rPr>
+            <w:noProof/>
+            <w:webHidden/>
+          </w:rPr>
+          <w:instrText xml:space="preserve"> PAGEREF _Toc194354720 \h </w:instrText>
+        </w:r>
+        <w:r>
+          <w:rPr>
+            <w:noProof/>
+            <w:webHidden/>
+          </w:rPr>
+        </w:r>
+        <w:r>
+          <w:rPr>
+            <w:noProof/>
             <w:webHidden/>
           </w:rPr>
           <w:fldChar w:fldCharType="separate"/>
         </w:r>
         <w:r>
           <w:rPr>
+            <w:noProof/>
             <w:webHidden/>
           </w:rPr>
           <w:t>4</w:t>
         </w:r>
         <w:r>
           <w:rPr>
+            <w:noProof/>
             <w:webHidden/>
           </w:rPr>
           <w:fldChar w:fldCharType="end"/>
@@ -941,28 +1160,32 @@
       <w:pPr>
         <w:pStyle w:val="Verzeichnis2"/>
         <w:tabs>
-          <w:tab w:val="left" w:pos="660"/>
+          <w:tab w:val="left" w:pos="720"/>
           <w:tab w:val="right" w:leader="dot" w:pos="9344"/>
         </w:tabs>
         <w:rPr>
           <w:rFonts w:asciiTheme="minorHAnsi" w:hAnsiTheme="minorHAnsi"/>
           <w:noProof/>
-          <w:sz w:val="22"/>
-        </w:rPr>
-      </w:pPr>
-      <w:hyperlink w:anchor="_Toc449701435" w:history="1">
+          <w:kern w:val="2"/>
+          <w:szCs w:val="24"/>
+          <w14:ligatures w14:val="standardContextual"/>
+        </w:rPr>
+      </w:pPr>
+      <w:hyperlink w:anchor="_Toc194354721" w:history="1">
         <w:r>
           <w:rPr>
             <w:rStyle w:val="Hyperlink"/>
             <w:noProof/>
           </w:rPr>
-          <w:t>2.1</w:t>
+          <w:t>2.4</w:t>
         </w:r>
         <w:r>
           <w:rPr>
             <w:rFonts w:asciiTheme="minorHAnsi" w:hAnsiTheme="minorHAnsi"/>
             <w:noProof/>
-            <w:sz w:val="22"/>
+            <w:kern w:val="2"/>
+            <w:szCs w:val="24"/>
+            <w14:ligatures w14:val="standardContextual"/>
           </w:rPr>
           <w:tab/>
         </w:r>
@@ -971,7 +1194,7 @@
             <w:rStyle w:val="Hyperlink"/>
             <w:noProof/>
           </w:rPr>
-          <w:t>Überschrift 2</w:t>
+          <w:t>Realisieren</w:t>
         </w:r>
         <w:r>
           <w:rPr>
@@ -992,7 +1215,7 @@
             <w:noProof/>
             <w:webHidden/>
           </w:rPr>
-          <w:instrText xml:space="preserve"> PAGEREF _Toc449701435 \h </w:instrText>
+          <w:instrText xml:space="preserve"> PAGEREF _Toc194354721 \h </w:instrText>
         </w:r>
         <w:r>
           <w:rPr>
@@ -1012,7 +1235,7 @@
             <w:noProof/>
             <w:webHidden/>
           </w:rPr>
-          <w:t>4</w:t>
+          <w:t>5</w:t>
         </w:r>
         <w:r>
           <w:rPr>
@@ -1025,17 +1248,197 @@
     </w:p>
     <w:p>
       <w:pPr>
-        <w:pStyle w:val="Untertitel"/>
-      </w:pPr>
-      <w:r>
-        <w:fldChar w:fldCharType="end"/>
-      </w:r>
+        <w:pStyle w:val="Verzeichnis2"/>
+        <w:tabs>
+          <w:tab w:val="left" w:pos="720"/>
+          <w:tab w:val="right" w:leader="dot" w:pos="9344"/>
+        </w:tabs>
+        <w:rPr>
+          <w:rFonts w:asciiTheme="minorHAnsi" w:hAnsiTheme="minorHAnsi"/>
+          <w:noProof/>
+          <w:kern w:val="2"/>
+          <w:szCs w:val="24"/>
+          <w14:ligatures w14:val="standardContextual"/>
+        </w:rPr>
+      </w:pPr>
+      <w:hyperlink w:anchor="_Toc194354722" w:history="1">
+        <w:r>
+          <w:rPr>
+            <w:rStyle w:val="Hyperlink"/>
+            <w:noProof/>
+          </w:rPr>
+          <w:t>2.5</w:t>
+        </w:r>
+        <w:r>
+          <w:rPr>
+            <w:rFonts w:asciiTheme="minorHAnsi" w:hAnsiTheme="minorHAnsi"/>
+            <w:noProof/>
+            <w:kern w:val="2"/>
+            <w:szCs w:val="24"/>
+            <w14:ligatures w14:val="standardContextual"/>
+          </w:rPr>
+          <w:tab/>
+        </w:r>
+        <w:r>
+          <w:rPr>
+            <w:rStyle w:val="Hyperlink"/>
+            <w:noProof/>
+          </w:rPr>
+          <w:t>Kontrollieren</w:t>
+        </w:r>
+        <w:r>
+          <w:rPr>
+            <w:noProof/>
+            <w:webHidden/>
+          </w:rPr>
+          <w:tab/>
+        </w:r>
+        <w:r>
+          <w:rPr>
+            <w:noProof/>
+            <w:webHidden/>
+          </w:rPr>
+          <w:fldChar w:fldCharType="begin"/>
+        </w:r>
+        <w:r>
+          <w:rPr>
+            <w:noProof/>
+            <w:webHidden/>
+          </w:rPr>
+          <w:instrText xml:space="preserve"> PAGEREF _Toc194354722 \h </w:instrText>
+        </w:r>
+        <w:r>
+          <w:rPr>
+            <w:noProof/>
+            <w:webHidden/>
+          </w:rPr>
+        </w:r>
+        <w:r>
+          <w:rPr>
+            <w:noProof/>
+            <w:webHidden/>
+          </w:rPr>
+          <w:fldChar w:fldCharType="separate"/>
+        </w:r>
+        <w:r>
+          <w:rPr>
+            <w:noProof/>
+            <w:webHidden/>
+          </w:rPr>
+          <w:t>5</w:t>
+        </w:r>
+        <w:r>
+          <w:rPr>
+            <w:noProof/>
+            <w:webHidden/>
+          </w:rPr>
+          <w:fldChar w:fldCharType="end"/>
+        </w:r>
+      </w:hyperlink>
     </w:p>
     <w:p>
       <w:pPr>
+        <w:pStyle w:val="Verzeichnis2"/>
+        <w:tabs>
+          <w:tab w:val="left" w:pos="720"/>
+          <w:tab w:val="right" w:leader="dot" w:pos="9344"/>
+        </w:tabs>
+        <w:rPr>
+          <w:rFonts w:asciiTheme="minorHAnsi" w:hAnsiTheme="minorHAnsi"/>
+          <w:noProof/>
+          <w:kern w:val="2"/>
+          <w:szCs w:val="24"/>
+          <w14:ligatures w14:val="standardContextual"/>
+        </w:rPr>
+      </w:pPr>
+      <w:hyperlink w:anchor="_Toc194354723" w:history="1">
+        <w:r>
+          <w:rPr>
+            <w:rStyle w:val="Hyperlink"/>
+            <w:noProof/>
+          </w:rPr>
+          <w:t>2.6</w:t>
+        </w:r>
+        <w:r>
+          <w:rPr>
+            <w:rFonts w:asciiTheme="minorHAnsi" w:hAnsiTheme="minorHAnsi"/>
+            <w:noProof/>
+            <w:kern w:val="2"/>
+            <w:szCs w:val="24"/>
+            <w14:ligatures w14:val="standardContextual"/>
+          </w:rPr>
+          <w:tab/>
+        </w:r>
+        <w:r>
+          <w:rPr>
+            <w:rStyle w:val="Hyperlink"/>
+            <w:noProof/>
+          </w:rPr>
+          <w:t>Reflektieren</w:t>
+        </w:r>
+        <w:r>
+          <w:rPr>
+            <w:noProof/>
+            <w:webHidden/>
+          </w:rPr>
+          <w:tab/>
+        </w:r>
+        <w:r>
+          <w:rPr>
+            <w:noProof/>
+            <w:webHidden/>
+          </w:rPr>
+          <w:fldChar w:fldCharType="begin"/>
+        </w:r>
+        <w:r>
+          <w:rPr>
+            <w:noProof/>
+            <w:webHidden/>
+          </w:rPr>
+          <w:instrText xml:space="preserve"> PAGEREF _Toc194354723 \h </w:instrText>
+        </w:r>
+        <w:r>
+          <w:rPr>
+            <w:noProof/>
+            <w:webHidden/>
+          </w:rPr>
+        </w:r>
+        <w:r>
+          <w:rPr>
+            <w:noProof/>
+            <w:webHidden/>
+          </w:rPr>
+          <w:fldChar w:fldCharType="separate"/>
+        </w:r>
+        <w:r>
+          <w:rPr>
+            <w:noProof/>
+            <w:webHidden/>
+          </w:rPr>
+          <w:t>5</w:t>
+        </w:r>
+        <w:r>
+          <w:rPr>
+            <w:noProof/>
+            <w:webHidden/>
+          </w:rPr>
+          <w:fldChar w:fldCharType="end"/>
+        </w:r>
+      </w:hyperlink>
+    </w:p>
+    <w:p>
+      <w:pPr>
+        <w:pStyle w:val="Untertitel"/>
+      </w:pPr>
+      <w:r>
+        <w:fldChar w:fldCharType="end"/>
+      </w:r>
+    </w:p>
+    <w:p>
+      <w:pPr>
         <w:sectPr>
-          <w:headerReference w:type="default" r:id="rId14"/>
-          <w:footerReference w:type="default" r:id="rId15"/>
+          <w:headerReference w:type="default" r:id="rId15"/>
+          <w:footerReference w:type="default" r:id="rId16"/>
           <w:pgSz w:w="11906" w:h="16838" w:code="9"/>
           <w:pgMar w:top="2268" w:right="1134" w:bottom="1134" w:left="1418" w:header="397" w:footer="397" w:gutter="0"/>
           <w:cols w:space="708"/>
@@ -1047,14 +1450,14 @@
       <w:pPr>
         <w:pStyle w:val="berschrift1"/>
       </w:pPr>
-      <w:bookmarkStart w:id="20" w:name="_Toc449701430"/>
-      <w:bookmarkStart w:id="21" w:name="_Toc303332170"/>
-      <w:bookmarkStart w:id="22" w:name="_Toc269125073"/>
+      <w:bookmarkStart w:id="20" w:name="_Toc303332170"/>
+      <w:bookmarkStart w:id="21" w:name="_Toc269125073"/>
+      <w:bookmarkStart w:id="22" w:name="_Toc194354713"/>
       <w:r>
         <w:lastRenderedPageBreak/>
         <w:t>Einleitung</w:t>
       </w:r>
-      <w:bookmarkEnd w:id="20"/>
+      <w:bookmarkEnd w:id="22"/>
     </w:p>
     <w:p>
       <w:pPr>
@@ -1063,45 +1466,45 @@
           <w:rFonts w:cs="Arial"/>
         </w:rPr>
       </w:pPr>
-      <w:bookmarkStart w:id="23" w:name="_Toc449701431"/>
+      <w:bookmarkStart w:id="23" w:name="_Toc194354714"/>
       <w:r>
         <w:rPr>
           <w:rFonts w:cs="Arial"/>
         </w:rPr>
         <w:t>Sinn und Zweck</w:t>
       </w:r>
-      <w:bookmarkEnd w:id="21"/>
+      <w:bookmarkEnd w:id="20"/>
       <w:bookmarkEnd w:id="23"/>
     </w:p>
     <w:p>
       <w:pPr>
-        <w:rPr>
-          <w:rFonts w:cs="Arial"/>
-        </w:rPr>
-      </w:pPr>
-      <w:r>
-        <w:rPr>
-          <w:rFonts w:cs="Arial"/>
-        </w:rPr>
-        <w:t>Das v</w:t>
-      </w:r>
+        <w:pStyle w:val="StandardWeb"/>
+        <w:spacing w:line="276" w:lineRule="auto"/>
+        <w:rPr>
+          <w:rFonts w:ascii="Calibri Light" w:hAnsi="Calibri Light" w:cs="Calibri Light"/>
+        </w:rPr>
+      </w:pPr>
       <w:bookmarkStart w:id="24" w:name="_Toc303332171"/>
       <w:r>
         <w:rPr>
-          <w:rFonts w:cs="Arial"/>
-        </w:rPr>
-        <w:t>orliegende Dokument beschreibt…</w:t>
+          <w:rFonts w:ascii="Calibri Light" w:hAnsi="Calibri Light" w:cs="Calibri Light"/>
+        </w:rPr>
+        <w:t>PowerShell-Methoden besser kennenlernen, API verstehen und praktisch einsetzen können, Google-Suchen filtern.</w:t>
       </w:r>
     </w:p>
     <w:p>
       <w:pPr>
         <w:pStyle w:val="berschrift2"/>
       </w:pPr>
-      <w:bookmarkStart w:id="25" w:name="_Toc449701432"/>
-      <w:r>
-        <w:t>Referenzdokumente</w:t>
+      <w:bookmarkStart w:id="25" w:name="_Toc194354715"/>
+      <w:r>
+        <w:t>Referenz</w:t>
       </w:r>
       <w:bookmarkEnd w:id="24"/>
+      <w:r>
+        <w:t>materialien</w:t>
+      </w:r>
+      <w:bookmarkStart w:id="26" w:name="_Ref277058767"/>
       <w:bookmarkEnd w:id="25"/>
     </w:p>
     <w:p>
@@ -1115,47 +1518,104 @@
         <w:contextualSpacing w:val="0"/>
         <w:rPr>
           <w:rFonts w:cs="Arial"/>
-        </w:rPr>
-      </w:pPr>
-      <w:bookmarkStart w:id="26" w:name="_Ref277058767"/>
-      <w:r>
-        <w:rPr>
-          <w:rFonts w:cs="Arial"/>
-        </w:rPr>
-        <w:t>…</w:t>
-      </w:r>
+          <w:lang w:val="en-US"/>
+        </w:rPr>
+      </w:pPr>
+      <w:hyperlink r:id="rId17" w:history="1">
+        <w:r>
+          <w:rPr>
+            <w:rStyle w:val="Hyperlink"/>
+            <w:rFonts w:cs="Arial"/>
+            <w:lang w:val="en-US"/>
+          </w:rPr>
+          <w:t>Coding-</w:t>
+        </w:r>
+        <w:proofErr w:type="spellStart"/>
+        <w:r>
+          <w:rPr>
+            <w:rStyle w:val="Hyperlink"/>
+            <w:rFonts w:cs="Arial"/>
+            <w:lang w:val="en-US"/>
+          </w:rPr>
+          <w:t>Bz</w:t>
+        </w:r>
+        <w:proofErr w:type="spellEnd"/>
+        <w:r>
+          <w:rPr>
+            <w:rStyle w:val="Hyperlink"/>
+            <w:rFonts w:cs="Arial"/>
+            <w:lang w:val="en-US"/>
+          </w:rPr>
+          <w:t>/</w:t>
+        </w:r>
+        <w:proofErr w:type="spellStart"/>
+        <w:r>
+          <w:rPr>
+            <w:rStyle w:val="Hyperlink"/>
+            <w:rFonts w:cs="Arial"/>
+            <w:lang w:val="en-US"/>
+          </w:rPr>
+          <w:t>TBZ_scraping_Python_Eli_Luk</w:t>
+        </w:r>
+        <w:proofErr w:type="spellEnd"/>
+        <w:r>
+          <w:rPr>
+            <w:rStyle w:val="Hyperlink"/>
+            <w:rFonts w:cs="Arial"/>
+            <w:lang w:val="en-US"/>
+          </w:rPr>
+          <w:t>: This repository was built by two apprentices from Zurich. If you have any questions or recommendations, feel free to ask.</w:t>
+        </w:r>
+      </w:hyperlink>
     </w:p>
     <w:p>
       <w:pPr>
-        <w:pStyle w:val="Listenabsatz"/>
-        <w:numPr>
-          <w:ilvl w:val="0"/>
-          <w:numId w:val="5"/>
-        </w:numPr>
-        <w:ind w:left="425" w:hanging="425"/>
-        <w:contextualSpacing w:val="0"/>
-        <w:rPr>
-          <w:rFonts w:cs="Arial"/>
-        </w:rPr>
-      </w:pPr>
-      <w:r>
-        <w:rPr>
-          <w:rFonts w:cs="Arial"/>
-        </w:rPr>
-        <w:t>…</w:t>
-      </w:r>
+        <w:pStyle w:val="berschrift2"/>
+      </w:pPr>
+      <w:bookmarkStart w:id="27" w:name="_Toc194354716"/>
+      <w:r>
+        <w:t>Einleitung</w:t>
+      </w:r>
+      <w:bookmarkEnd w:id="27"/>
     </w:p>
     <w:p>
       <w:pPr>
-        <w:pStyle w:val="berschrift2"/>
-      </w:pPr>
-      <w:r>
-        <w:t>Einleitung</w:t>
+        <w:spacing w:line="276" w:lineRule="auto"/>
+        <w:rPr>
+          <w:rFonts w:ascii="Calibri Light" w:hAnsi="Calibri Light" w:cs="Calibri Light"/>
+          <w:sz w:val="24"/>
+          <w:szCs w:val="24"/>
+        </w:rPr>
+      </w:pPr>
+      <w:r>
+        <w:rPr>
+          <w:rFonts w:ascii="Calibri Light" w:hAnsi="Calibri Light" w:cs="Calibri Light"/>
+          <w:sz w:val="24"/>
+          <w:szCs w:val="24"/>
+        </w:rPr>
+        <w:t xml:space="preserve">In diesem Auftrag ging es darum, Google-Suchen nach der Wahl des Users zu filtern und eine begrenzte Anzahl an Resultaten anzugeben. Die Aufgabe war </w:t>
+      </w:r>
+      <w:proofErr w:type="gramStart"/>
+      <w:r>
+        <w:rPr>
+          <w:rFonts w:ascii="Calibri Light" w:hAnsi="Calibri Light" w:cs="Calibri Light"/>
+          <w:sz w:val="24"/>
+          <w:szCs w:val="24"/>
+        </w:rPr>
+        <w:t>ziemlich offen</w:t>
+      </w:r>
+      <w:proofErr w:type="gramEnd"/>
+      <w:r>
+        <w:rPr>
+          <w:rFonts w:ascii="Calibri Light" w:hAnsi="Calibri Light" w:cs="Calibri Light"/>
+          <w:sz w:val="24"/>
+          <w:szCs w:val="24"/>
+        </w:rPr>
+        <w:t>, was viel Freiraum gab. Eine der Voraussetzungen war, dass das Ganze in Python programmiert werden sollte, wobei das nicht zwingend war, aber Teil der Aufgabe.</w:t>
       </w:r>
     </w:p>
     <w:p/>
-    <w:p/>
-    <w:bookmarkEnd w:id="22"/>
+    <w:bookmarkEnd w:id="21"/>
     <w:bookmarkEnd w:id="26"/>
     <w:p>
       <w:pPr>
@@ -1174,148 +1634,711 @@
       <w:pPr>
         <w:pStyle w:val="berschrift1"/>
       </w:pPr>
+      <w:bookmarkStart w:id="28" w:name="_Toc194354717"/>
       <w:r>
         <w:lastRenderedPageBreak/>
         <w:t>Hauptteil</w:t>
       </w:r>
+      <w:bookmarkEnd w:id="28"/>
     </w:p>
     <w:p>
       <w:pPr>
         <w:pStyle w:val="berschrift2"/>
       </w:pPr>
+      <w:bookmarkStart w:id="29" w:name="_Toc194354718"/>
       <w:r>
         <w:t>Informieren</w:t>
+      </w:r>
+      <w:bookmarkEnd w:id="29"/>
+    </w:p>
+    <w:p>
+      <w:pPr>
+        <w:pStyle w:val="StandardWeb"/>
+        <w:spacing w:line="276" w:lineRule="auto"/>
+        <w:rPr>
+          <w:rFonts w:ascii="Calibri Light" w:hAnsi="Calibri Light" w:cs="Calibri Light"/>
+        </w:rPr>
+      </w:pPr>
+      <w:r>
+        <w:rPr>
+          <w:rFonts w:ascii="Calibri Light" w:hAnsi="Calibri Light" w:cs="Calibri Light"/>
+        </w:rPr>
+        <w:t>Ich habe mich zuerst intensiv mit den Anforderungen auseinandergesetzt – was genau erwartet wird, welche Kriterien gelten, was die Lehrpersonen empfehlen und was nicht. Dadurch konnte ich sinnvollere Entscheidungen treffen. Ich habe mich dann breit informiert, verschiedene Methoden recherchiert, mir Tutorials (Videos und Texte) angeschaut und so viele Quellen wie möglich genutzt, um gut vorbereitet zu sein. Für mich war von Anfang an klar: Es ging nicht nur darum, den Auftrag abzuschließen, sondern möglichst viele Methoden auszuprobieren.</w:t>
+      </w:r>
+    </w:p>
+    <w:p>
+      <w:pPr>
+        <w:pStyle w:val="berschrift2"/>
+      </w:pPr>
+      <w:bookmarkStart w:id="30" w:name="_Toc194354719"/>
+      <w:r>
+        <w:t>Planen</w:t>
+      </w:r>
+      <w:bookmarkEnd w:id="30"/>
+      <w:r>
+        <w:t xml:space="preserve"> </w:t>
+      </w:r>
+    </w:p>
+    <w:p>
+      <w:pPr>
+        <w:spacing w:line="276" w:lineRule="auto"/>
+        <w:rPr>
+          <w:rFonts w:ascii="Calibri Light" w:hAnsi="Calibri Light" w:cs="Calibri Light"/>
+          <w:sz w:val="24"/>
+          <w:szCs w:val="24"/>
+        </w:rPr>
+      </w:pPr>
+      <w:r>
+        <w:rPr>
+          <w:rFonts w:ascii="Calibri Light" w:hAnsi="Calibri Light" w:cs="Calibri Light"/>
+          <w:sz w:val="24"/>
+          <w:szCs w:val="24"/>
+        </w:rPr>
+        <w:t xml:space="preserve">Die Planung war für mich eine Gelegenheit, in kurzer Zeit so viel wie möglich zu testen. Meine Strategie war es, verschiedene Methoden auszuprobieren und sobald ich eine verstanden hatte, direkt zur nächsten zu gehen. Da Informieren und Planen gut funktioniert haben, fiel mir das Entscheiden leichter. Ich wusste genau, welche Optionen ich hatte. Eine der wichtigsten Entscheidungen war, welche Methode ich zur Umsetzung nutze. Ich hatte drei Hauptoptionen: die Google API, </w:t>
+      </w:r>
+      <w:proofErr w:type="spellStart"/>
+      <w:r>
+        <w:rPr>
+          <w:rFonts w:ascii="Calibri Light" w:hAnsi="Calibri Light" w:cs="Calibri Light"/>
+          <w:sz w:val="24"/>
+          <w:szCs w:val="24"/>
+        </w:rPr>
+        <w:t>ScrapingDoc</w:t>
+      </w:r>
+      <w:proofErr w:type="spellEnd"/>
+      <w:r>
+        <w:rPr>
+          <w:rFonts w:ascii="Calibri Light" w:hAnsi="Calibri Light" w:cs="Calibri Light"/>
+          <w:sz w:val="24"/>
+          <w:szCs w:val="24"/>
+        </w:rPr>
+        <w:t xml:space="preserve"> API oder eine Lösung mit Java. Ich habe mich mit einer Matrix-Tabelle entschieden, welche Option die beste für mich ist. Am Ende habe ich mich für die Google API entschieden, kombiniert mit Python. Aber auch die anderen Methoden habe ich teilweise getestet, zum Beispiel mit </w:t>
+      </w:r>
+      <w:proofErr w:type="spellStart"/>
+      <w:r>
+        <w:rPr>
+          <w:rFonts w:ascii="Calibri Light" w:hAnsi="Calibri Light" w:cs="Calibri Light"/>
+          <w:sz w:val="24"/>
+          <w:szCs w:val="24"/>
+        </w:rPr>
+        <w:t>BeautifulSoup</w:t>
+      </w:r>
+      <w:proofErr w:type="spellEnd"/>
+      <w:r>
+        <w:rPr>
+          <w:rFonts w:ascii="Calibri Light" w:hAnsi="Calibri Light" w:cs="Calibri Light"/>
+          <w:sz w:val="24"/>
+          <w:szCs w:val="24"/>
+        </w:rPr>
+        <w:t>.</w:t>
       </w:r>
     </w:p>
     <w:p/>
     <w:p>
       <w:pPr>
-        <w:rPr>
-          <w:lang w:val="en-US"/>
-        </w:rPr>
-      </w:pPr>
-      <w:r>
-        <w:rPr>
-          <w:lang w:val="en-US"/>
-        </w:rPr>
-        <w:t xml:space="preserve">The task was to create a program which </w:t>
-      </w:r>
+        <w:pStyle w:val="berschrift2"/>
+      </w:pPr>
+      <w:bookmarkStart w:id="31" w:name="_Toc194354720"/>
+      <w:r>
+        <w:t>Entscheiden</w:t>
+      </w:r>
+      <w:bookmarkEnd w:id="31"/>
+    </w:p>
+    <w:p>
+      <w:pPr>
+        <w:pStyle w:val="StandardWeb"/>
+        <w:spacing w:line="276" w:lineRule="auto"/>
+        <w:rPr>
+          <w:rFonts w:ascii="Calibri Light" w:hAnsi="Calibri Light" w:cs="Calibri Light"/>
+        </w:rPr>
+      </w:pPr>
+      <w:r>
+        <w:rPr>
+          <w:rFonts w:ascii="Calibri Light" w:hAnsi="Calibri Light" w:cs="Calibri Light"/>
+        </w:rPr>
+        <w:t>Durch meine intensive Planung konnte ich meine Entscheidungen gezielt treffen. Ich habe mich für die Google API entschieden, da sie legal ist und direkt mit Python funktioniert. Allerdings habe ich auch andere Methoden ausprobiert, um meinen Horizont zu erweitern. Eine weitere Entscheidung war, ob ich das Ganze nur im Terminal laufen lasse oder eine richtige Webseite erstelle. Nach Rücksprache mit der Lehrperson habe ich mich entschieden, eine Webseite zu bauen, da das Projekt so benutzerfreundlicher wird.</w:t>
+      </w:r>
+    </w:p>
+    <w:p>
+      <w:pPr>
+        <w:pStyle w:val="StandardWeb"/>
+        <w:spacing w:line="276" w:lineRule="auto"/>
+        <w:rPr>
+          <w:rFonts w:ascii="Calibri Light" w:hAnsi="Calibri Light" w:cs="Calibri Light"/>
+        </w:rPr>
+      </w:pPr>
+    </w:p>
+    <w:tbl>
+      <w:tblPr>
+        <w:tblStyle w:val="Tabellenraster"/>
+        <w:tblW w:w="0" w:type="auto"/>
+        <w:tblLook w:val="04A0" w:firstRow="1" w:lastRow="0" w:firstColumn="1" w:lastColumn="0" w:noHBand="0" w:noVBand="1"/>
+      </w:tblPr>
+      <w:tblGrid>
+        <w:gridCol w:w="2310"/>
+        <w:gridCol w:w="2299"/>
+        <w:gridCol w:w="2306"/>
+        <w:gridCol w:w="2316"/>
+      </w:tblGrid>
+      <w:tr>
+        <w:trPr>
+          <w:cnfStyle w:val="100000000000" w:firstRow="1" w:lastRow="0" w:firstColumn="0" w:lastColumn="0" w:oddVBand="0" w:evenVBand="0" w:oddHBand="0" w:evenHBand="0" w:firstRowFirstColumn="0" w:firstRowLastColumn="0" w:lastRowFirstColumn="0" w:lastRowLastColumn="0"/>
+        </w:trPr>
+        <w:tc>
+          <w:tcPr>
+            <w:tcW w:w="2336" w:type="dxa"/>
+          </w:tcPr>
+          <w:p>
+            <w:pPr>
+              <w:pStyle w:val="StandardWeb"/>
+              <w:spacing w:line="276" w:lineRule="auto"/>
+              <w:rPr>
+                <w:rFonts w:ascii="Calibri Light" w:hAnsi="Calibri Light" w:cs="Calibri Light"/>
+              </w:rPr>
+            </w:pPr>
+            <w:r>
+              <w:rPr>
+                <w:rFonts w:ascii="Calibri Light" w:hAnsi="Calibri Light" w:cs="Calibri Light"/>
+              </w:rPr>
+              <w:t>Die Optionen</w:t>
+            </w:r>
+          </w:p>
+        </w:tc>
+        <w:tc>
+          <w:tcPr>
+            <w:tcW w:w="2336" w:type="dxa"/>
+          </w:tcPr>
+          <w:p>
+            <w:pPr>
+              <w:pStyle w:val="StandardWeb"/>
+              <w:spacing w:line="276" w:lineRule="auto"/>
+              <w:rPr>
+                <w:rFonts w:ascii="Calibri Light" w:hAnsi="Calibri Light" w:cs="Calibri Light"/>
+              </w:rPr>
+            </w:pPr>
+            <w:r>
+              <w:rPr>
+                <w:rFonts w:ascii="Calibri Light" w:hAnsi="Calibri Light" w:cs="Calibri Light"/>
+              </w:rPr>
+              <w:t>API-Google</w:t>
+            </w:r>
+          </w:p>
+        </w:tc>
+        <w:tc>
+          <w:tcPr>
+            <w:tcW w:w="2336" w:type="dxa"/>
+          </w:tcPr>
+          <w:p>
+            <w:pPr>
+              <w:pStyle w:val="StandardWeb"/>
+              <w:spacing w:line="276" w:lineRule="auto"/>
+              <w:rPr>
+                <w:rFonts w:ascii="Calibri Light" w:hAnsi="Calibri Light" w:cs="Calibri Light"/>
+              </w:rPr>
+            </w:pPr>
+            <w:r>
+              <w:rPr>
+                <w:rFonts w:ascii="Calibri Light" w:hAnsi="Calibri Light" w:cs="Calibri Light"/>
+              </w:rPr>
+              <w:t>API-</w:t>
+            </w:r>
+            <w:proofErr w:type="spellStart"/>
+            <w:r>
+              <w:rPr>
+                <w:rFonts w:ascii="Calibri Light" w:hAnsi="Calibri Light" w:cs="Calibri Light"/>
+              </w:rPr>
+              <w:t>Scrapping</w:t>
+            </w:r>
+            <w:proofErr w:type="spellEnd"/>
+            <w:r>
+              <w:rPr>
+                <w:rFonts w:ascii="Calibri Light" w:hAnsi="Calibri Light" w:cs="Calibri Light"/>
+              </w:rPr>
+              <w:t xml:space="preserve"> </w:t>
+            </w:r>
+            <w:proofErr w:type="spellStart"/>
+            <w:r>
+              <w:rPr>
+                <w:rFonts w:ascii="Calibri Light" w:hAnsi="Calibri Light" w:cs="Calibri Light"/>
+              </w:rPr>
+              <w:t>dog</w:t>
+            </w:r>
+            <w:proofErr w:type="spellEnd"/>
+          </w:p>
+        </w:tc>
+        <w:tc>
+          <w:tcPr>
+            <w:tcW w:w="2336" w:type="dxa"/>
+          </w:tcPr>
+          <w:p>
+            <w:pPr>
+              <w:pStyle w:val="StandardWeb"/>
+              <w:spacing w:line="276" w:lineRule="auto"/>
+              <w:rPr>
+                <w:rFonts w:ascii="Calibri Light" w:hAnsi="Calibri Light" w:cs="Calibri Light"/>
+              </w:rPr>
+            </w:pPr>
+            <w:proofErr w:type="spellStart"/>
+            <w:r>
+              <w:rPr>
+                <w:rFonts w:ascii="Calibri Light" w:hAnsi="Calibri Light" w:cs="Calibri Light"/>
+              </w:rPr>
+              <w:t>BeautifulSoup</w:t>
+            </w:r>
+            <w:proofErr w:type="spellEnd"/>
+          </w:p>
+        </w:tc>
+      </w:tr>
+      <w:tr>
+        <w:tc>
+          <w:tcPr>
+            <w:tcW w:w="2336" w:type="dxa"/>
+          </w:tcPr>
+          <w:p>
+            <w:pPr>
+              <w:pStyle w:val="StandardWeb"/>
+              <w:spacing w:line="276" w:lineRule="auto"/>
+              <w:rPr>
+                <w:rFonts w:ascii="Calibri Light" w:hAnsi="Calibri Light" w:cs="Calibri Light"/>
+              </w:rPr>
+            </w:pPr>
+            <w:r>
+              <w:rPr>
+                <w:rFonts w:ascii="Calibri Light" w:hAnsi="Calibri Light" w:cs="Calibri Light"/>
+              </w:rPr>
+              <w:t>Kosten</w:t>
+            </w:r>
+          </w:p>
+        </w:tc>
+        <w:tc>
+          <w:tcPr>
+            <w:tcW w:w="2336" w:type="dxa"/>
+          </w:tcPr>
+          <w:p>
+            <w:pPr>
+              <w:pStyle w:val="StandardWeb"/>
+              <w:spacing w:line="276" w:lineRule="auto"/>
+              <w:rPr>
+                <w:rFonts w:ascii="Calibri Light" w:hAnsi="Calibri Light" w:cs="Calibri Light"/>
+              </w:rPr>
+            </w:pPr>
+            <w:r>
+              <w:rPr>
+                <w:rFonts w:ascii="Calibri Light" w:hAnsi="Calibri Light" w:cs="Calibri Light"/>
+              </w:rPr>
+              <w:t>8/10</w:t>
+            </w:r>
+          </w:p>
+        </w:tc>
+        <w:tc>
+          <w:tcPr>
+            <w:tcW w:w="2336" w:type="dxa"/>
+          </w:tcPr>
+          <w:p>
+            <w:pPr>
+              <w:pStyle w:val="StandardWeb"/>
+              <w:spacing w:line="276" w:lineRule="auto"/>
+              <w:rPr>
+                <w:rFonts w:ascii="Calibri Light" w:hAnsi="Calibri Light" w:cs="Calibri Light"/>
+              </w:rPr>
+            </w:pPr>
+            <w:r>
+              <w:rPr>
+                <w:rFonts w:ascii="Calibri Light" w:hAnsi="Calibri Light" w:cs="Calibri Light"/>
+              </w:rPr>
+              <w:t>5/10</w:t>
+            </w:r>
+          </w:p>
+        </w:tc>
+        <w:tc>
+          <w:tcPr>
+            <w:tcW w:w="2336" w:type="dxa"/>
+          </w:tcPr>
+          <w:p>
+            <w:pPr>
+              <w:pStyle w:val="StandardWeb"/>
+              <w:spacing w:line="276" w:lineRule="auto"/>
+              <w:rPr>
+                <w:rFonts w:ascii="Calibri Light" w:hAnsi="Calibri Light" w:cs="Calibri Light"/>
+              </w:rPr>
+            </w:pPr>
+            <w:r>
+              <w:rPr>
+                <w:rFonts w:ascii="Calibri Light" w:hAnsi="Calibri Light" w:cs="Calibri Light"/>
+              </w:rPr>
+              <w:t>10/10</w:t>
+            </w:r>
+          </w:p>
+        </w:tc>
+      </w:tr>
+      <w:tr>
+        <w:tc>
+          <w:tcPr>
+            <w:tcW w:w="2336" w:type="dxa"/>
+          </w:tcPr>
+          <w:p>
+            <w:pPr>
+              <w:pStyle w:val="StandardWeb"/>
+              <w:spacing w:line="276" w:lineRule="auto"/>
+              <w:rPr>
+                <w:rFonts w:ascii="Calibri Light" w:hAnsi="Calibri Light" w:cs="Calibri Light"/>
+              </w:rPr>
+            </w:pPr>
+            <w:r>
+              <w:rPr>
+                <w:rFonts w:ascii="Calibri Light" w:hAnsi="Calibri Light" w:cs="Calibri Light"/>
+              </w:rPr>
+              <w:t>Umsetzung</w:t>
+            </w:r>
+          </w:p>
+        </w:tc>
+        <w:tc>
+          <w:tcPr>
+            <w:tcW w:w="2336" w:type="dxa"/>
+          </w:tcPr>
+          <w:p>
+            <w:pPr>
+              <w:pStyle w:val="StandardWeb"/>
+              <w:spacing w:line="276" w:lineRule="auto"/>
+              <w:rPr>
+                <w:rFonts w:ascii="Calibri Light" w:hAnsi="Calibri Light" w:cs="Calibri Light"/>
+              </w:rPr>
+            </w:pPr>
+            <w:r>
+              <w:rPr>
+                <w:rFonts w:ascii="Calibri Light" w:hAnsi="Calibri Light" w:cs="Calibri Light"/>
+              </w:rPr>
+              <w:t>10/10</w:t>
+            </w:r>
+          </w:p>
+        </w:tc>
+        <w:tc>
+          <w:tcPr>
+            <w:tcW w:w="2336" w:type="dxa"/>
+          </w:tcPr>
+          <w:p>
+            <w:pPr>
+              <w:pStyle w:val="StandardWeb"/>
+              <w:spacing w:line="276" w:lineRule="auto"/>
+              <w:rPr>
+                <w:rFonts w:ascii="Calibri Light" w:hAnsi="Calibri Light" w:cs="Calibri Light"/>
+              </w:rPr>
+            </w:pPr>
+            <w:r>
+              <w:rPr>
+                <w:rFonts w:ascii="Calibri Light" w:hAnsi="Calibri Light" w:cs="Calibri Light"/>
+              </w:rPr>
+              <w:t>9/10</w:t>
+            </w:r>
+          </w:p>
+        </w:tc>
+        <w:tc>
+          <w:tcPr>
+            <w:tcW w:w="2336" w:type="dxa"/>
+          </w:tcPr>
+          <w:p>
+            <w:pPr>
+              <w:pStyle w:val="StandardWeb"/>
+              <w:spacing w:line="276" w:lineRule="auto"/>
+              <w:rPr>
+                <w:rFonts w:ascii="Calibri Light" w:hAnsi="Calibri Light" w:cs="Calibri Light"/>
+              </w:rPr>
+            </w:pPr>
+            <w:r>
+              <w:rPr>
+                <w:rFonts w:ascii="Calibri Light" w:hAnsi="Calibri Light" w:cs="Calibri Light"/>
+              </w:rPr>
+              <w:t>6/10</w:t>
+            </w:r>
+          </w:p>
+        </w:tc>
+      </w:tr>
+    </w:tbl>
+    <w:p>
+      <w:pPr>
+        <w:pStyle w:val="StandardWeb"/>
+        <w:spacing w:line="276" w:lineRule="auto"/>
+        <w:rPr>
+          <w:rFonts w:ascii="Calibri Light" w:hAnsi="Calibri Light" w:cs="Calibri Light"/>
+        </w:rPr>
+      </w:pPr>
+    </w:p>
+    <w:p>
+      <w:pPr>
+        <w:pStyle w:val="StandardWeb"/>
+        <w:spacing w:line="276" w:lineRule="auto"/>
+        <w:rPr>
+          <w:rFonts w:ascii="Calibri Light" w:hAnsi="Calibri Light" w:cs="Calibri Light"/>
+        </w:rPr>
+      </w:pPr>
+    </w:p>
+    <w:p>
+      <w:pPr>
+        <w:pStyle w:val="StandardWeb"/>
+        <w:spacing w:line="276" w:lineRule="auto"/>
+        <w:rPr>
+          <w:rFonts w:ascii="Calibri Light" w:hAnsi="Calibri Light" w:cs="Calibri Light"/>
+        </w:rPr>
+      </w:pPr>
+    </w:p>
+    <w:p>
+      <w:pPr>
+        <w:pStyle w:val="berschrift2"/>
+      </w:pPr>
+      <w:bookmarkStart w:id="32" w:name="_Toc194354721"/>
+      <w:r>
+        <w:t>Realisieren</w:t>
+      </w:r>
+      <w:bookmarkEnd w:id="32"/>
+    </w:p>
+    <w:p>
+      <w:pPr>
+        <w:pStyle w:val="StandardWeb"/>
+        <w:spacing w:line="276" w:lineRule="auto"/>
+        <w:rPr>
+          <w:rFonts w:ascii="Calibri Light" w:hAnsi="Calibri Light" w:cs="Calibri Light"/>
+        </w:rPr>
+      </w:pPr>
+      <w:r>
+        <w:rPr>
+          <w:rFonts w:ascii="Calibri Light" w:hAnsi="Calibri Light" w:cs="Calibri Light"/>
+        </w:rPr>
+        <w:t xml:space="preserve">Die Umsetzung war </w:t>
+      </w:r>
+      <w:r>
+        <w:rPr>
+          <w:rFonts w:ascii="Calibri Light" w:hAnsi="Calibri Light" w:cs="Calibri Light"/>
+        </w:rPr>
+        <w:t>angenehm</w:t>
+      </w:r>
+      <w:r>
+        <w:rPr>
+          <w:rFonts w:ascii="Calibri Light" w:hAnsi="Calibri Light" w:cs="Calibri Light"/>
+        </w:rPr>
+        <w:t xml:space="preserve">, da ich genau wusste, wie ich vorgehen muss. Ich habe die Google API mit Python verknüpft und eine Webseite erstellt, die Suchergebnisse anzeigt. Die Arbeit mit </w:t>
+      </w:r>
+      <w:proofErr w:type="spellStart"/>
+      <w:r>
+        <w:rPr>
+          <w:rFonts w:ascii="Calibri Light" w:hAnsi="Calibri Light" w:cs="Calibri Light"/>
+        </w:rPr>
+        <w:t>Flask</w:t>
+      </w:r>
+      <w:proofErr w:type="spellEnd"/>
+      <w:r>
+        <w:rPr>
+          <w:rFonts w:ascii="Calibri Light" w:hAnsi="Calibri Light" w:cs="Calibri Light"/>
+        </w:rPr>
+        <w:t xml:space="preserve"> als Web-Framework war spannend und hat mir neue Einblicke gegeben. Da ich in der Planungsphase schon viele Details geklärt hatte, musste ich hier keine großen zusätzlichen Entscheidungen treffen.</w:t>
+      </w:r>
+    </w:p>
+    <w:p/>
+    <w:p/>
+    <w:p>
+      <w:pPr>
+        <w:pStyle w:val="berschrift2"/>
+      </w:pPr>
+      <w:bookmarkStart w:id="33" w:name="_Toc194354722"/>
+      <w:r>
+        <w:t>Kontrollieren</w:t>
+      </w:r>
+      <w:bookmarkEnd w:id="33"/>
+    </w:p>
+    <w:p>
+      <w:pPr>
+        <w:pStyle w:val="StandardWeb"/>
+        <w:spacing w:line="276" w:lineRule="auto"/>
+        <w:rPr>
+          <w:rFonts w:ascii="Calibri Light" w:hAnsi="Calibri Light" w:cs="Calibri Light"/>
+        </w:rPr>
+      </w:pPr>
+      <w:r>
+        <w:rPr>
+          <w:rFonts w:ascii="Calibri Light" w:hAnsi="Calibri Light" w:cs="Calibri Light"/>
+        </w:rPr>
+        <w:t>Ich habe mein Projekt ausführlich getestet, sowohl selbst als auch mit einer externen Person. Der Grund für den externen Test war, dass ich als Entwickler genau weiß, wo potenzielle Fehler stecken könnten (Whitebox-</w:t>
+      </w:r>
+      <w:proofErr w:type="spellStart"/>
+      <w:r>
+        <w:rPr>
+          <w:rFonts w:ascii="Calibri Light" w:hAnsi="Calibri Light" w:cs="Calibri Light"/>
+        </w:rPr>
+        <w:t>Testing</w:t>
+      </w:r>
+      <w:proofErr w:type="spellEnd"/>
+      <w:r>
+        <w:rPr>
+          <w:rFonts w:ascii="Calibri Light" w:hAnsi="Calibri Light" w:cs="Calibri Light"/>
+        </w:rPr>
+        <w:t>), während eine externe Person das Ganze unvoreingenommen nutzt (Blackbox-</w:t>
+      </w:r>
+      <w:proofErr w:type="spellStart"/>
+      <w:r>
+        <w:rPr>
+          <w:rFonts w:ascii="Calibri Light" w:hAnsi="Calibri Light" w:cs="Calibri Light"/>
+        </w:rPr>
+        <w:t>Testing</w:t>
+      </w:r>
+      <w:proofErr w:type="spellEnd"/>
+      <w:r>
+        <w:rPr>
+          <w:rFonts w:ascii="Calibri Light" w:hAnsi="Calibri Light" w:cs="Calibri Light"/>
+        </w:rPr>
+        <w:t>). Dadurch konnte ich die User Experience besser bewerten und sicherstellen, dass das Projekt gut funktioniert.</w:t>
+      </w:r>
+    </w:p>
+    <w:p/>
+    <w:p>
+      <w:pPr>
+        <w:pStyle w:val="berschrift2"/>
+      </w:pPr>
+      <w:bookmarkStart w:id="34" w:name="_Toc194354723"/>
+      <w:r>
+        <w:t>Reflektieren</w:t>
+      </w:r>
+      <w:bookmarkEnd w:id="34"/>
+    </w:p>
+    <w:p>
+      <w:pPr>
+        <w:pStyle w:val="StandardWeb"/>
+        <w:spacing w:line="276" w:lineRule="auto"/>
+        <w:rPr>
+          <w:rFonts w:ascii="Calibri Light" w:hAnsi="Calibri Light" w:cs="Calibri Light"/>
+        </w:rPr>
+      </w:pPr>
+      <w:r>
+        <w:rPr>
+          <w:rFonts w:ascii="Calibri Light" w:hAnsi="Calibri Light" w:cs="Calibri Light"/>
+        </w:rPr>
+        <w:t>Insgesamt bin ich zufrieden mit dem Auftrag, da ich viel Wissen gesammelt habe. Ich bin froh, dass ich von Anfang an so viele Methoden wie möglich ausprobiert habe. Meine Vorgehensweise war effektiv, und das Endergebnis war erfolgreich. Ich hatte genug Zeit, um verschiedene Wege zu testen, und stand nicht unter Zeitdruck. Dennoch sehe ich Verbesserungspotenzial. Beispielsweise könnte ich es optimieren, dass beim Klicken auf einen Link die Webseite bestehen bleibt und nicht komplett verschwindet. Zudem könnte ich eine Funktion hinzufügen, um die Suchhistorie zu löschen. Insgesamt habe ich jedoch mehr als die Pflichtanforderungen erfüllt, da ich zusätzlich eine Webseite erstellt und verschiedene Methoden ausprobiert habe. Trotzdem gibt es noch Raum für Verbesserungen, die ich in Zukunft umsetzen würde.</w:t>
+      </w:r>
+    </w:p>
+    <w:p/>
+    <w:p/>
+    <w:p/>
+    <w:p>
+      <w:pPr>
+        <w:rPr>
+          <w:noProof/>
+        </w:rPr>
+      </w:pPr>
+    </w:p>
+    <w:p>
+      <w:pPr>
+        <w:rPr>
+          <w:noProof/>
+        </w:rPr>
+      </w:pPr>
+    </w:p>
+    <w:p>
+      <w:pPr>
+        <w:rPr>
+          <w:noProof/>
+        </w:rPr>
+      </w:pPr>
+    </w:p>
+    <w:p/>
+    <w:p>
+      <w:pPr>
+        <w:pStyle w:val="berschrift1"/>
+      </w:pPr>
+      <w:r>
+        <w:lastRenderedPageBreak/>
+        <w:t>Mein Projekt:</w:t>
+      </w:r>
+    </w:p>
+    <w:p>
+      <w:r>
+        <w:drawing>
+          <wp:inline distT="0" distB="0" distL="0" distR="0" wp14:anchorId="621F9448" wp14:editId="42463FCA">
+            <wp:extent cx="5939790" cy="1873250"/>
+            <wp:effectExtent l="0" t="0" r="3810" b="0"/>
+            <wp:docPr id="240300502" name="Grafik 1" descr="Ein Bild, das Screenshot, Text, Design enthält.&#10;&#10;KI-generierte Inhalte können fehlerhaft sein."/>
+            <wp:cNvGraphicFramePr>
+              <a:graphicFrameLocks xmlns:a="http://schemas.openxmlformats.org/drawingml/2006/main" noChangeAspect="1"/>
+            </wp:cNvGraphicFramePr>
+            <a:graphic xmlns:a="http://schemas.openxmlformats.org/drawingml/2006/main">
+              <a:graphicData uri="http://schemas.openxmlformats.org/drawingml/2006/picture">
+                <pic:pic xmlns:pic="http://schemas.openxmlformats.org/drawingml/2006/picture">
+                  <pic:nvPicPr>
+                    <pic:cNvPr id="240300502" name="Grafik 1" descr="Ein Bild, das Screenshot, Text, Design enthält.&#10;&#10;KI-generierte Inhalte können fehlerhaft sein."/>
+                    <pic:cNvPicPr/>
+                  </pic:nvPicPr>
+                  <pic:blipFill>
+                    <a:blip r:embed="rId18"/>
+                    <a:stretch>
+                      <a:fillRect/>
+                    </a:stretch>
+                  </pic:blipFill>
+                  <pic:spPr>
+                    <a:xfrm>
+                      <a:off x="0" y="0"/>
+                      <a:ext cx="5939790" cy="1873250"/>
+                    </a:xfrm>
+                    <a:prstGeom prst="rect">
+                      <a:avLst/>
+                    </a:prstGeom>
+                  </pic:spPr>
+                </pic:pic>
+              </a:graphicData>
+            </a:graphic>
+          </wp:inline>
+        </w:drawing>
+      </w:r>
+    </w:p>
+    <w:p>
       <w:proofErr w:type="gramStart"/>
       <w:r>
-        <w:rPr>
-          <w:lang w:val="en-US"/>
-        </w:rPr>
-        <w:t>has to</w:t>
-      </w:r>
-      <w:proofErr w:type="gramEnd"/>
-      <w:r>
-        <w:rPr>
-          <w:lang w:val="en-US"/>
-        </w:rPr>
-        <w:t xml:space="preserve"> filter google searches. And my goal was to </w:t>
-      </w:r>
-      <w:proofErr w:type="gramStart"/>
-      <w:r>
-        <w:rPr>
-          <w:lang w:val="en-US"/>
-        </w:rPr>
-        <w:t>first of all</w:t>
-      </w:r>
-      <w:proofErr w:type="gramEnd"/>
-      <w:r>
-        <w:rPr>
-          <w:lang w:val="en-US"/>
-        </w:rPr>
-        <w:t xml:space="preserve"> learn the different ways how I can solve this task rather than just solving it without gaining enough knowledge. So here I have one code in Java </w:t>
-      </w:r>
-      <w:proofErr w:type="spellStart"/>
-      <w:r>
-        <w:rPr>
-          <w:lang w:val="en-US"/>
-        </w:rPr>
-        <w:t>an</w:t>
-      </w:r>
-      <w:proofErr w:type="spellEnd"/>
-      <w:r>
-        <w:rPr>
-          <w:lang w:val="en-US"/>
-        </w:rPr>
-        <w:t xml:space="preserve"> the other in python both do the same thing but have small differences, for example Java is much more protective if you use foreign API compared to </w:t>
-      </w:r>
-      <w:proofErr w:type="gramStart"/>
-      <w:r>
-        <w:rPr>
-          <w:lang w:val="en-US"/>
-        </w:rPr>
-        <w:t>Python .</w:t>
+        <w:t>Home Page</w:t>
       </w:r>
       <w:proofErr w:type="gramEnd"/>
     </w:p>
     <w:p>
-      <w:pPr>
-        <w:rPr>
-          <w:lang w:val="en-US"/>
-        </w:rPr>
-      </w:pPr>
+      <w:r>
+        <w:drawing>
+          <wp:inline distT="0" distB="0" distL="0" distR="0" wp14:anchorId="50ED3A95" wp14:editId="0E5DF560">
+            <wp:extent cx="5939790" cy="3589020"/>
+            <wp:effectExtent l="0" t="0" r="3810" b="0"/>
+            <wp:docPr id="725408674" name="Grafik 1" descr="Ein Bild, das Text, Screenshot, Design enthält.&#10;&#10;KI-generierte Inhalte können fehlerhaft sein."/>
+            <wp:cNvGraphicFramePr>
+              <a:graphicFrameLocks xmlns:a="http://schemas.openxmlformats.org/drawingml/2006/main" noChangeAspect="1"/>
+            </wp:cNvGraphicFramePr>
+            <a:graphic xmlns:a="http://schemas.openxmlformats.org/drawingml/2006/main">
+              <a:graphicData uri="http://schemas.openxmlformats.org/drawingml/2006/picture">
+                <pic:pic xmlns:pic="http://schemas.openxmlformats.org/drawingml/2006/picture">
+                  <pic:nvPicPr>
+                    <pic:cNvPr id="725408674" name="Grafik 1" descr="Ein Bild, das Text, Screenshot, Design enthält.&#10;&#10;KI-generierte Inhalte können fehlerhaft sein."/>
+                    <pic:cNvPicPr/>
+                  </pic:nvPicPr>
+                  <pic:blipFill>
+                    <a:blip r:embed="rId19"/>
+                    <a:stretch>
+                      <a:fillRect/>
+                    </a:stretch>
+                  </pic:blipFill>
+                  <pic:spPr>
+                    <a:xfrm>
+                      <a:off x="0" y="0"/>
+                      <a:ext cx="5939790" cy="3589020"/>
+                    </a:xfrm>
+                    <a:prstGeom prst="rect">
+                      <a:avLst/>
+                    </a:prstGeom>
+                  </pic:spPr>
+                </pic:pic>
+              </a:graphicData>
+            </a:graphic>
+          </wp:inline>
+        </w:drawing>
+      </w:r>
     </w:p>
     <w:p>
-      <w:pPr>
-        <w:pStyle w:val="berschrift2"/>
-      </w:pPr>
-      <w:r>
-        <w:t xml:space="preserve">Planen </w:t>
-      </w:r>
-    </w:p>
-    <w:p/>
-    <w:p>
-      <w:pPr>
-        <w:pStyle w:val="berschrift2"/>
-      </w:pPr>
-      <w:r>
-        <w:t>Entscheiden</w:t>
-      </w:r>
-    </w:p>
-    <w:p/>
-    <w:p>
-      <w:pPr>
-        <w:pStyle w:val="berschrift2"/>
-      </w:pPr>
-      <w:r>
-        <w:t>Realisieren</w:t>
-      </w:r>
-    </w:p>
-    <w:p/>
-    <w:p>
-      <w:pPr>
-        <w:pStyle w:val="berschrift2"/>
-      </w:pPr>
-      <w:r>
-        <w:t>Kontrollieren</w:t>
-      </w:r>
-    </w:p>
-    <w:p/>
-    <w:p>
-      <w:pPr>
-        <w:pStyle w:val="berschrift2"/>
-      </w:pPr>
-      <w:r>
-        <w:t>Reflektieren</w:t>
-      </w:r>
-    </w:p>
-    <w:p>
-      <w:pPr>
-        <w:pStyle w:val="berschrift2"/>
-        <w:numPr>
-          <w:ilvl w:val="0"/>
-          <w:numId w:val="0"/>
-        </w:numPr>
-      </w:pPr>
-      <w:r>
-        <w:t xml:space="preserve"> </w:t>
+      <w:r>
+        <w:t>Die Resultate, wenn man etwas sucht.</w:t>
       </w:r>
     </w:p>
     <w:sectPr>
-      <w:footerReference w:type="default" r:id="rId16"/>
+      <w:footerReference w:type="default" r:id="rId20"/>
       <w:pgSz w:w="11906" w:h="16838" w:code="9"/>
       <w:pgMar w:top="2268" w:right="1134" w:bottom="1134" w:left="1418" w:header="397" w:footer="397" w:gutter="0"/>
       <w:cols w:space="708"/>
@@ -3846,7 +4869,6 @@
   <w:style w:type="character" w:default="1" w:styleId="Absatz-Standardschriftart">
     <w:name w:val="Default Paragraph Font"/>
     <w:uiPriority w:val="1"/>
-    <w:semiHidden/>
     <w:unhideWhenUsed/>
   </w:style>
   <w:style w:type="table" w:default="1" w:styleId="NormaleTabelle">
@@ -4374,6 +5396,34 @@
       <w:szCs w:val="18"/>
     </w:rPr>
   </w:style>
+  <w:style w:type="character" w:styleId="NichtaufgelsteErwhnung">
+    <w:name w:val="Unresolved Mention"/>
+    <w:basedOn w:val="Absatz-Standardschriftart"/>
+    <w:uiPriority w:val="99"/>
+    <w:semiHidden/>
+    <w:unhideWhenUsed/>
+    <w:rsid w:val="00687A55"/>
+    <w:rPr>
+      <w:color w:val="605E5C"/>
+      <w:shd w:val="clear" w:color="auto" w:fill="E1DFDD"/>
+    </w:rPr>
+  </w:style>
+  <w:style w:type="paragraph" w:styleId="StandardWeb">
+    <w:name w:val="Normal (Web)"/>
+    <w:basedOn w:val="Standard"/>
+    <w:uiPriority w:val="99"/>
+    <w:unhideWhenUsed/>
+    <w:rsid w:val="00B21CB7"/>
+    <w:pPr>
+      <w:spacing w:before="100" w:beforeAutospacing="1" w:after="100" w:afterAutospacing="1"/>
+      <w:jc w:val="left"/>
+    </w:pPr>
+    <w:rPr>
+      <w:rFonts w:ascii="Times New Roman" w:eastAsia="Times New Roman" w:hAnsi="Times New Roman" w:cs="Times New Roman"/>
+      <w:sz w:val="24"/>
+      <w:szCs w:val="24"/>
+    </w:rPr>
+  </w:style>
 </w:styles>
 </file>
 
@@ -4434,35 +5484,6 @@
               <w:rStyle w:val="Platzhaltertext"/>
             </w:rPr>
             <w:t>[Betreff]</w:t>
-          </w:r>
-        </w:p>
-      </w:docPartBody>
-    </w:docPart>
-    <w:docPart>
-      <w:docPartPr>
-        <w:name w:val="190E91473F86429896951F5616D59CD5"/>
-        <w:category>
-          <w:name w:val="Allgemein"/>
-          <w:gallery w:val="placeholder"/>
-        </w:category>
-        <w:types>
-          <w:type w:val="bbPlcHdr"/>
-        </w:types>
-        <w:behaviors>
-          <w:behavior w:val="content"/>
-        </w:behaviors>
-        <w:guid w:val="{11B47CD3-A6FA-4A8F-AA3E-5B50F6D79CD1}"/>
-      </w:docPartPr>
-      <w:docPartBody>
-        <w:p>
-          <w:pPr>
-            <w:pStyle w:val="190E91473F86429896951F5616D59CD5"/>
-          </w:pPr>
-          <w:r>
-            <w:rPr>
-              <w:rStyle w:val="Platzhaltertext"/>
-            </w:rPr>
-            <w:t>[Autor]</w:t>
           </w:r>
         </w:p>
       </w:docPartBody>
@@ -4558,6 +5579,13 @@
     <w:pitch w:val="variable"/>
     <w:sig w:usb0="E1002EFF" w:usb1="C000605B" w:usb2="00000029" w:usb3="00000000" w:csb0="000101FF" w:csb1="00000000"/>
   </w:font>
+  <w:font w:name="Calibri Light">
+    <w:panose1 w:val="020F0302020204030204"/>
+    <w:charset w:val="00"/>
+    <w:family w:val="swiss"/>
+    <w:pitch w:val="variable"/>
+    <w:sig w:usb0="E4002EFF" w:usb1="C200247B" w:usb2="00000009" w:usb3="00000000" w:csb0="000001FF" w:csb1="00000000"/>
+  </w:font>
   <w:font w:name="Aptos">
     <w:charset w:val="00"/>
     <w:family w:val="swiss"/>
@@ -4592,13 +5620,17 @@
     <w:rsidRoot w:val="00876153"/>
     <w:rsid w:val="00232454"/>
     <w:rsid w:val="007C3317"/>
+    <w:rsid w:val="00853AF1"/>
     <w:rsid w:val="00876153"/>
     <w:rsid w:val="00B8473F"/>
     <w:rsid w:val="00BC5649"/>
+    <w:rsid w:val="00BD0964"/>
     <w:rsid w:val="00BD40C7"/>
+    <w:rsid w:val="00C75CD2"/>
     <w:rsid w:val="00CA4F5A"/>
     <w:rsid w:val="00D507A1"/>
     <w:rsid w:val="00D8408A"/>
+    <w:rsid w:val="00FF120E"/>
   </w:rsids>
   <m:mathPr>
     <m:mathFont m:val="Cambria Math"/>
@@ -5370,26 +6402,11 @@
   <CompanyAddress/>
   <CompanyPhone/>
   <CompanyFax/>
-  <CompanyEmail>luka.grujic@edu.tbz.ch</CompanyEmail>
+  <CompanyEmail>elif.canmaya@edu.tbz.ch</CompanyEmail>
 </CoverPageProperties>
 </file>
 
 <file path=customXml/item2.xml><?xml version="1.0" encoding="utf-8"?>
-<p:properties xmlns:p="http://schemas.microsoft.com/office/2006/metadata/properties" xmlns:xsi="http://www.w3.org/2001/XMLSchema-instance" xmlns:pc="http://schemas.microsoft.com/office/infopath/2007/PartnerControls">
-  <documentManagement>
-    <lcf76f155ced4ddcb4097134ff3c332f xmlns="1206c148-b44b-4150-a48e-c9e11c6384dc">
-      <Terms xmlns="http://schemas.microsoft.com/office/infopath/2007/PartnerControls"/>
-    </lcf76f155ced4ddcb4097134ff3c332f>
-    <TaxCatchAll xmlns="b0d3a2a8-69d8-448b-8133-055c8e1aa511" xsi:nil="true"/>
-  </documentManagement>
-</p:properties>
-</file>
-
-<file path=customXml/item3.xml><?xml version="1.0" encoding="utf-8"?>
-<b:Sources xmlns:b="http://schemas.openxmlformats.org/officeDocument/2006/bibliography" xmlns="http://schemas.openxmlformats.org/officeDocument/2006/bibliography" SelectedStyle="\APA.XSL" StyleName="APA"/>
-</file>
-
-<file path=customXml/item4.xml><?xml version="1.0" encoding="utf-8"?>
 <ct:contentTypeSchema xmlns:ct="http://schemas.microsoft.com/office/2006/metadata/contentType" xmlns:ma="http://schemas.microsoft.com/office/2006/metadata/properties/metaAttributes" ct:_="" ma:_="" ma:contentTypeName="Dokument" ma:contentTypeID="0x0101005021337BFA3C9E4D82574699F8ED984B" ma:contentTypeVersion="11" ma:contentTypeDescription="Ein neues Dokument erstellen." ma:contentTypeScope="" ma:versionID="d0065e7575a3665724e33cb7742e8d7d">
   <xsd:schema xmlns:xsd="http://www.w3.org/2001/XMLSchema" xmlns:xs="http://www.w3.org/2001/XMLSchema" xmlns:p="http://schemas.microsoft.com/office/2006/metadata/properties" xmlns:ns2="1206c148-b44b-4150-a48e-c9e11c6384dc" xmlns:ns3="b0d3a2a8-69d8-448b-8133-055c8e1aa511" targetNamespace="http://schemas.microsoft.com/office/2006/metadata/properties" ma:root="true" ma:fieldsID="5c97e36ac8f8a572f9504f173cd6a73c" ns2:_="" ns3:_="">
     <xsd:import namespace="1206c148-b44b-4150-a48e-c9e11c6384dc"/>
@@ -5584,13 +6601,28 @@
 </ct:contentTypeSchema>
 </file>
 
-<file path=customXml/item5.xml><?xml version="1.0" encoding="utf-8"?>
+<file path=customXml/item3.xml><?xml version="1.0" encoding="utf-8"?>
 <?mso-contentType ?>
 <FormTemplates xmlns="http://schemas.microsoft.com/sharepoint/v3/contenttype/forms">
   <Display>DocumentLibraryForm</Display>
   <Edit>DocumentLibraryForm</Edit>
   <New>DocumentLibraryForm</New>
 </FormTemplates>
+</file>
+
+<file path=customXml/item4.xml><?xml version="1.0" encoding="utf-8"?>
+<p:properties xmlns:p="http://schemas.microsoft.com/office/2006/metadata/properties" xmlns:xsi="http://www.w3.org/2001/XMLSchema-instance" xmlns:pc="http://schemas.microsoft.com/office/infopath/2007/PartnerControls">
+  <documentManagement>
+    <lcf76f155ced4ddcb4097134ff3c332f xmlns="1206c148-b44b-4150-a48e-c9e11c6384dc">
+      <Terms xmlns="http://schemas.microsoft.com/office/infopath/2007/PartnerControls"/>
+    </lcf76f155ced4ddcb4097134ff3c332f>
+    <TaxCatchAll xmlns="b0d3a2a8-69d8-448b-8133-055c8e1aa511" xsi:nil="true"/>
+  </documentManagement>
+</p:properties>
+</file>
+
+<file path=customXml/item5.xml><?xml version="1.0" encoding="utf-8"?>
+<b:Sources xmlns:b="http://schemas.openxmlformats.org/officeDocument/2006/bibliography" xmlns="http://schemas.openxmlformats.org/officeDocument/2006/bibliography" SelectedStyle="\APA.XSL" StyleName="APA"/>
 </file>
 
 <file path=customXml/itemProps1.xml><?xml version="1.0" encoding="utf-8"?>
@@ -5602,25 +6634,6 @@
 </file>
 
 <file path=customXml/itemProps2.xml><?xml version="1.0" encoding="utf-8"?>
-<ds:datastoreItem xmlns:ds="http://schemas.openxmlformats.org/officeDocument/2006/customXml" ds:itemID="{D6AF9132-AF58-4CBB-B245-7968075BCDDA}">
-  <ds:schemaRefs>
-    <ds:schemaRef ds:uri="http://schemas.microsoft.com/office/2006/metadata/properties"/>
-    <ds:schemaRef ds:uri="http://schemas.microsoft.com/office/infopath/2007/PartnerControls"/>
-    <ds:schemaRef ds:uri="1206c148-b44b-4150-a48e-c9e11c6384dc"/>
-    <ds:schemaRef ds:uri="b0d3a2a8-69d8-448b-8133-055c8e1aa511"/>
-  </ds:schemaRefs>
-</ds:datastoreItem>
-</file>
-
-<file path=customXml/itemProps3.xml><?xml version="1.0" encoding="utf-8"?>
-<ds:datastoreItem xmlns:ds="http://schemas.openxmlformats.org/officeDocument/2006/customXml" ds:itemID="{D941590B-4536-455B-B8FE-9D81ADFF724E}">
-  <ds:schemaRefs>
-    <ds:schemaRef ds:uri="http://schemas.openxmlformats.org/officeDocument/2006/bibliography"/>
-  </ds:schemaRefs>
-</ds:datastoreItem>
-</file>
-
-<file path=customXml/itemProps4.xml><?xml version="1.0" encoding="utf-8"?>
 <ds:datastoreItem xmlns:ds="http://schemas.openxmlformats.org/officeDocument/2006/customXml" ds:itemID="{855C8AC7-49AC-4DE4-99DA-A2BE3BB78502}">
   <ds:schemaRefs>
     <ds:schemaRef ds:uri="http://schemas.microsoft.com/office/2006/metadata/contentType"/>
@@ -5639,10 +6652,29 @@
 </ds:datastoreItem>
 </file>
 
-<file path=customXml/itemProps5.xml><?xml version="1.0" encoding="utf-8"?>
+<file path=customXml/itemProps3.xml><?xml version="1.0" encoding="utf-8"?>
 <ds:datastoreItem xmlns:ds="http://schemas.openxmlformats.org/officeDocument/2006/customXml" ds:itemID="{80D0A754-D62F-41B0-A8F1-4B8929ECBD2C}">
   <ds:schemaRefs>
     <ds:schemaRef ds:uri="http://schemas.microsoft.com/sharepoint/v3/contenttype/forms"/>
   </ds:schemaRefs>
 </ds:datastoreItem>
+</file>
+
+<file path=customXml/itemProps4.xml><?xml version="1.0" encoding="utf-8"?>
+<ds:datastoreItem xmlns:ds="http://schemas.openxmlformats.org/officeDocument/2006/customXml" ds:itemID="{D6AF9132-AF58-4CBB-B245-7968075BCDDA}">
+  <ds:schemaRefs>
+    <ds:schemaRef ds:uri="http://schemas.microsoft.com/office/2006/metadata/properties"/>
+    <ds:schemaRef ds:uri="http://schemas.microsoft.com/office/infopath/2007/PartnerControls"/>
+    <ds:schemaRef ds:uri="1206c148-b44b-4150-a48e-c9e11c6384dc"/>
+    <ds:schemaRef ds:uri="b0d3a2a8-69d8-448b-8133-055c8e1aa511"/>
+  </ds:schemaRefs>
+</ds:datastoreItem>
+</file>
+
+<file path=customXml/itemProps5.xml><?xml version="1.0" encoding="utf-8"?>
+<ds:datastoreItem xmlns:ds="http://schemas.openxmlformats.org/officeDocument/2006/customXml" ds:itemID="{D941590B-4536-455B-B8FE-9D81ADFF724E}">
+  <ds:schemaRefs>
+    <ds:schemaRef ds:uri="http://schemas.openxmlformats.org/officeDocument/2006/bibliography"/>
+  </ds:schemaRefs>
+</ds:datastoreItem>
 </file>